--- a/templates/plananual/MATEMATICA 1° A 5°/3° MATEMÁTICA - PROGRAMACIÓN CURRICULAR ANUAL .docx
+++ b/templates/plananual/MATEMATICA 1° A 5°/3° MATEMÁTICA - PROGRAMACIÓN CURRICULAR ANUAL .docx
@@ -4982,25 +4982,7 @@
                 <w:lang w:eastAsia="es-ES"/>
               </w:rPr>
               <w:tab/>
-              <w:t xml:space="preserve">Selecciona y adapta estrategias heurísticas, recursos o procedimientos para determinar la longitud, el área y el volumen de </w:t>
-            </w:r>
-            <w:proofErr w:type="spellStart"/>
-            <w:r>
-              <w:rPr>
-                <w:rFonts w:ascii="Arial Nova Cond Light" w:eastAsia="Times New Roman" w:hAnsi="Arial Nova Cond Light" w:cs="Arial"/>
-                <w:bCs/>
-                <w:lang w:eastAsia="es-ES"/>
-              </w:rPr>
-              <w:t>prismas</w:t>
-            </w:r>
-            <w:proofErr w:type="spellEnd"/>
-            <w:r>
-              <w:rPr>
-                <w:rFonts w:ascii="Arial Nova Cond Light" w:eastAsia="Times New Roman" w:hAnsi="Arial Nova Cond Light" w:cs="Arial"/>
-                <w:bCs/>
-                <w:lang w:eastAsia="es-ES"/>
-              </w:rPr>
-              <w:t xml:space="preserve"> y polígonos, y para establecer relaciones métricas entre lados de un triángulo, así como para determinar el área de formas bidimensionales irregulares empleando unidades convencionales (centímetro, metro y kilómetro) y coordenadas cartesianas.</w:t>
+              <w:t>Selecciona y adapta estrategias heurísticas, recursos o procedimientos para determinar la longitud, el área y el volumen de prismas y polígonos, y para establecer relaciones métricas entre lados de un triángulo, así como para determinar el área de formas bidimensionales irregulares empleando unidades convencionales (centímetro, metro y kilómetro) y coordenadas cartesianas.</w:t>
             </w:r>
           </w:p>
           <w:p>
@@ -12025,6 +12007,7 @@
                 <w:szCs w:val="20"/>
               </w:rPr>
             </w:pPr>
+            <w:bookmarkStart w:id="1" w:name="_Hlk227075175"/>
             <w:r>
               <w:rPr>
                 <w:rFonts w:ascii="Arial Nova Cond" w:hAnsi="Arial Nova Cond" w:cs="Times New Roman"/>
@@ -12301,7 +12284,6 @@
           <w:tcPr>
             <w:tcW w:w="875" w:type="dxa"/>
             <w:vMerge w:val="restart"/>
-            <w:shd w:val="clear" w:color="auto" w:fill="auto"/>
             <w:vAlign w:val="center"/>
           </w:tcPr>
           <w:p>
@@ -12412,7 +12394,6 @@
         <w:tc>
           <w:tcPr>
             <w:tcW w:w="6169" w:type="dxa"/>
-            <w:shd w:val="clear" w:color="auto" w:fill="auto"/>
             <w:vAlign w:val="center"/>
           </w:tcPr>
           <w:p>
@@ -12447,7 +12428,6 @@
         <w:tc>
           <w:tcPr>
             <w:tcW w:w="2015" w:type="dxa"/>
-            <w:shd w:val="clear" w:color="auto" w:fill="auto"/>
             <w:vAlign w:val="center"/>
           </w:tcPr>
           <w:p>
@@ -12486,7 +12466,7 @@
               <w:autoSpaceDE w:val="0"/>
               <w:autoSpaceDN w:val="0"/>
               <w:adjustRightInd w:val="0"/>
-              <w:jc w:val="center"/>
+              <w:jc w:val="both"/>
               <w:rPr>
                 <w:rFonts w:ascii="Arial Nova Cond" w:hAnsi="Arial Nova Cond" w:cs="Arial"/>
                 <w:color w:val="000000"/>
@@ -12510,7 +12490,6 @@
         <w:tc>
           <w:tcPr>
             <w:tcW w:w="1337" w:type="dxa"/>
-            <w:shd w:val="clear" w:color="auto" w:fill="auto"/>
             <w:vAlign w:val="center"/>
           </w:tcPr>
           <w:p>
@@ -12549,7 +12528,6 @@
           <w:tcPr>
             <w:tcW w:w="875" w:type="dxa"/>
             <w:vMerge/>
-            <w:shd w:val="clear" w:color="auto" w:fill="auto"/>
             <w:vAlign w:val="center"/>
           </w:tcPr>
           <w:p>
@@ -12641,7 +12619,6 @@
         <w:tc>
           <w:tcPr>
             <w:tcW w:w="6169" w:type="dxa"/>
-            <w:shd w:val="clear" w:color="auto" w:fill="auto"/>
             <w:vAlign w:val="center"/>
           </w:tcPr>
           <w:p>
@@ -12676,7 +12653,6 @@
         <w:tc>
           <w:tcPr>
             <w:tcW w:w="2015" w:type="dxa"/>
-            <w:shd w:val="clear" w:color="auto" w:fill="auto"/>
             <w:vAlign w:val="center"/>
           </w:tcPr>
           <w:p>
@@ -12715,7 +12691,7 @@
               <w:autoSpaceDE w:val="0"/>
               <w:autoSpaceDN w:val="0"/>
               <w:adjustRightInd w:val="0"/>
-              <w:jc w:val="center"/>
+              <w:jc w:val="both"/>
               <w:rPr>
                 <w:rFonts w:ascii="Arial Nova Cond" w:hAnsi="Arial Nova Cond" w:cs="Arial"/>
                 <w:color w:val="000000"/>
@@ -12739,7 +12715,6 @@
         <w:tc>
           <w:tcPr>
             <w:tcW w:w="1337" w:type="dxa"/>
-            <w:shd w:val="clear" w:color="auto" w:fill="auto"/>
             <w:vAlign w:val="center"/>
           </w:tcPr>
           <w:p>
@@ -12778,7 +12753,6 @@
           <w:tcPr>
             <w:tcW w:w="875" w:type="dxa"/>
             <w:vMerge/>
-            <w:shd w:val="clear" w:color="auto" w:fill="auto"/>
             <w:vAlign w:val="center"/>
           </w:tcPr>
           <w:p>
@@ -12870,7 +12844,6 @@
         <w:tc>
           <w:tcPr>
             <w:tcW w:w="6169" w:type="dxa"/>
-            <w:shd w:val="clear" w:color="auto" w:fill="auto"/>
             <w:vAlign w:val="center"/>
           </w:tcPr>
           <w:p>
@@ -12905,7 +12878,6 @@
         <w:tc>
           <w:tcPr>
             <w:tcW w:w="2015" w:type="dxa"/>
-            <w:shd w:val="clear" w:color="auto" w:fill="auto"/>
             <w:vAlign w:val="center"/>
           </w:tcPr>
           <w:p>
@@ -12944,7 +12916,7 @@
               <w:autoSpaceDE w:val="0"/>
               <w:autoSpaceDN w:val="0"/>
               <w:adjustRightInd w:val="0"/>
-              <w:jc w:val="center"/>
+              <w:jc w:val="both"/>
               <w:rPr>
                 <w:rFonts w:ascii="Arial Nova Cond" w:hAnsi="Arial Nova Cond" w:cs="Arial"/>
                 <w:color w:val="000000"/>
@@ -12968,7 +12940,6 @@
         <w:tc>
           <w:tcPr>
             <w:tcW w:w="1337" w:type="dxa"/>
-            <w:shd w:val="clear" w:color="auto" w:fill="auto"/>
             <w:vAlign w:val="center"/>
           </w:tcPr>
           <w:p>
@@ -13007,7 +12978,6 @@
           <w:tcPr>
             <w:tcW w:w="875" w:type="dxa"/>
             <w:vMerge w:val="restart"/>
-            <w:shd w:val="clear" w:color="auto" w:fill="auto"/>
             <w:vAlign w:val="center"/>
           </w:tcPr>
           <w:p>
@@ -13110,7 +13080,6 @@
         <w:tc>
           <w:tcPr>
             <w:tcW w:w="6169" w:type="dxa"/>
-            <w:shd w:val="clear" w:color="auto" w:fill="auto"/>
             <w:vAlign w:val="center"/>
           </w:tcPr>
           <w:p>
@@ -13146,7 +13115,6 @@
         <w:tc>
           <w:tcPr>
             <w:tcW w:w="2015" w:type="dxa"/>
-            <w:shd w:val="clear" w:color="auto" w:fill="auto"/>
             <w:vAlign w:val="center"/>
           </w:tcPr>
           <w:p>
@@ -13185,7 +13153,7 @@
               <w:autoSpaceDE w:val="0"/>
               <w:autoSpaceDN w:val="0"/>
               <w:adjustRightInd w:val="0"/>
-              <w:jc w:val="center"/>
+              <w:jc w:val="both"/>
               <w:rPr>
                 <w:rFonts w:ascii="Arial Nova Cond" w:hAnsi="Arial Nova Cond" w:cs="Arial"/>
                 <w:color w:val="000000"/>
@@ -13209,7 +13177,6 @@
         <w:tc>
           <w:tcPr>
             <w:tcW w:w="1337" w:type="dxa"/>
-            <w:shd w:val="clear" w:color="auto" w:fill="auto"/>
             <w:vAlign w:val="center"/>
           </w:tcPr>
           <w:p>
@@ -13248,7 +13215,6 @@
           <w:tcPr>
             <w:tcW w:w="875" w:type="dxa"/>
             <w:vMerge/>
-            <w:shd w:val="clear" w:color="auto" w:fill="auto"/>
             <w:vAlign w:val="center"/>
           </w:tcPr>
           <w:p>
@@ -13340,7 +13306,6 @@
         <w:tc>
           <w:tcPr>
             <w:tcW w:w="6169" w:type="dxa"/>
-            <w:shd w:val="clear" w:color="auto" w:fill="auto"/>
             <w:vAlign w:val="center"/>
           </w:tcPr>
           <w:p>
@@ -13376,7 +13341,6 @@
         <w:tc>
           <w:tcPr>
             <w:tcW w:w="2015" w:type="dxa"/>
-            <w:shd w:val="clear" w:color="auto" w:fill="auto"/>
             <w:vAlign w:val="center"/>
           </w:tcPr>
           <w:p>
@@ -13415,7 +13379,7 @@
               <w:autoSpaceDE w:val="0"/>
               <w:autoSpaceDN w:val="0"/>
               <w:adjustRightInd w:val="0"/>
-              <w:jc w:val="center"/>
+              <w:jc w:val="both"/>
               <w:rPr>
                 <w:rFonts w:ascii="Arial Nova Cond" w:hAnsi="Arial Nova Cond" w:cs="Arial"/>
                 <w:color w:val="000000"/>
@@ -13439,7 +13403,6 @@
         <w:tc>
           <w:tcPr>
             <w:tcW w:w="1337" w:type="dxa"/>
-            <w:shd w:val="clear" w:color="auto" w:fill="auto"/>
             <w:vAlign w:val="center"/>
           </w:tcPr>
           <w:p>
@@ -13478,7 +13441,6 @@
           <w:tcPr>
             <w:tcW w:w="875" w:type="dxa"/>
             <w:vMerge w:val="restart"/>
-            <w:shd w:val="clear" w:color="auto" w:fill="auto"/>
             <w:vAlign w:val="center"/>
           </w:tcPr>
           <w:p>
@@ -13582,7 +13544,6 @@
         <w:tc>
           <w:tcPr>
             <w:tcW w:w="6169" w:type="dxa"/>
-            <w:shd w:val="clear" w:color="auto" w:fill="auto"/>
             <w:vAlign w:val="center"/>
           </w:tcPr>
           <w:p>
@@ -13618,7 +13579,6 @@
         <w:tc>
           <w:tcPr>
             <w:tcW w:w="2015" w:type="dxa"/>
-            <w:shd w:val="clear" w:color="auto" w:fill="auto"/>
             <w:vAlign w:val="center"/>
           </w:tcPr>
           <w:p>
@@ -13657,7 +13617,7 @@
               <w:autoSpaceDE w:val="0"/>
               <w:autoSpaceDN w:val="0"/>
               <w:adjustRightInd w:val="0"/>
-              <w:jc w:val="center"/>
+              <w:jc w:val="both"/>
               <w:rPr>
                 <w:rFonts w:ascii="Arial Nova Cond" w:hAnsi="Arial Nova Cond" w:cs="Arial"/>
                 <w:color w:val="000000"/>
@@ -13681,7 +13641,6 @@
         <w:tc>
           <w:tcPr>
             <w:tcW w:w="1337" w:type="dxa"/>
-            <w:shd w:val="clear" w:color="auto" w:fill="auto"/>
             <w:vAlign w:val="center"/>
           </w:tcPr>
           <w:p>
@@ -13720,7 +13679,6 @@
           <w:tcPr>
             <w:tcW w:w="875" w:type="dxa"/>
             <w:vMerge/>
-            <w:shd w:val="clear" w:color="auto" w:fill="auto"/>
             <w:vAlign w:val="center"/>
           </w:tcPr>
           <w:p>
@@ -13812,7 +13770,6 @@
         <w:tc>
           <w:tcPr>
             <w:tcW w:w="6169" w:type="dxa"/>
-            <w:shd w:val="clear" w:color="auto" w:fill="auto"/>
             <w:vAlign w:val="center"/>
           </w:tcPr>
           <w:p>
@@ -13847,7 +13804,6 @@
         <w:tc>
           <w:tcPr>
             <w:tcW w:w="2015" w:type="dxa"/>
-            <w:shd w:val="clear" w:color="auto" w:fill="auto"/>
             <w:vAlign w:val="center"/>
           </w:tcPr>
           <w:p>
@@ -13886,7 +13842,7 @@
               <w:autoSpaceDE w:val="0"/>
               <w:autoSpaceDN w:val="0"/>
               <w:adjustRightInd w:val="0"/>
-              <w:jc w:val="center"/>
+              <w:jc w:val="both"/>
               <w:rPr>
                 <w:rFonts w:ascii="Arial Nova Cond" w:hAnsi="Arial Nova Cond" w:cs="Arial"/>
                 <w:color w:val="000000"/>
@@ -13910,7 +13866,6 @@
         <w:tc>
           <w:tcPr>
             <w:tcW w:w="1337" w:type="dxa"/>
-            <w:shd w:val="clear" w:color="auto" w:fill="auto"/>
             <w:vAlign w:val="center"/>
           </w:tcPr>
           <w:p>
@@ -13949,7 +13904,6 @@
           <w:tcPr>
             <w:tcW w:w="875" w:type="dxa"/>
             <w:vMerge w:val="restart"/>
-            <w:shd w:val="clear" w:color="auto" w:fill="auto"/>
             <w:vAlign w:val="center"/>
           </w:tcPr>
           <w:p>
@@ -14060,7 +14014,6 @@
         <w:tc>
           <w:tcPr>
             <w:tcW w:w="6169" w:type="dxa"/>
-            <w:shd w:val="clear" w:color="auto" w:fill="auto"/>
             <w:vAlign w:val="center"/>
           </w:tcPr>
           <w:p>
@@ -14095,7 +14048,6 @@
         <w:tc>
           <w:tcPr>
             <w:tcW w:w="2015" w:type="dxa"/>
-            <w:shd w:val="clear" w:color="auto" w:fill="auto"/>
             <w:vAlign w:val="center"/>
           </w:tcPr>
           <w:p>
@@ -14134,7 +14086,7 @@
               <w:autoSpaceDE w:val="0"/>
               <w:autoSpaceDN w:val="0"/>
               <w:adjustRightInd w:val="0"/>
-              <w:jc w:val="center"/>
+              <w:jc w:val="both"/>
               <w:rPr>
                 <w:rFonts w:ascii="Arial Nova Cond" w:hAnsi="Arial Nova Cond" w:cs="Arial"/>
                 <w:color w:val="000000"/>
@@ -14158,7 +14110,6 @@
         <w:tc>
           <w:tcPr>
             <w:tcW w:w="1337" w:type="dxa"/>
-            <w:shd w:val="clear" w:color="auto" w:fill="auto"/>
             <w:vAlign w:val="center"/>
           </w:tcPr>
           <w:p>
@@ -14197,7 +14148,6 @@
           <w:tcPr>
             <w:tcW w:w="875" w:type="dxa"/>
             <w:vMerge/>
-            <w:shd w:val="clear" w:color="auto" w:fill="auto"/>
             <w:vAlign w:val="center"/>
           </w:tcPr>
           <w:p>
@@ -14297,7 +14247,6 @@
         <w:tc>
           <w:tcPr>
             <w:tcW w:w="6169" w:type="dxa"/>
-            <w:shd w:val="clear" w:color="auto" w:fill="auto"/>
             <w:vAlign w:val="center"/>
           </w:tcPr>
           <w:p>
@@ -14333,7 +14282,6 @@
         <w:tc>
           <w:tcPr>
             <w:tcW w:w="2015" w:type="dxa"/>
-            <w:shd w:val="clear" w:color="auto" w:fill="auto"/>
             <w:vAlign w:val="center"/>
           </w:tcPr>
           <w:p>
@@ -14371,7 +14319,7 @@
               <w:autoSpaceDE w:val="0"/>
               <w:autoSpaceDN w:val="0"/>
               <w:adjustRightInd w:val="0"/>
-              <w:jc w:val="center"/>
+              <w:jc w:val="both"/>
               <w:rPr>
                 <w:rFonts w:ascii="Arial Nova Cond" w:hAnsi="Arial Nova Cond" w:cs="Arial"/>
                 <w:color w:val="000000"/>
@@ -14395,7 +14343,6 @@
         <w:tc>
           <w:tcPr>
             <w:tcW w:w="1337" w:type="dxa"/>
-            <w:shd w:val="clear" w:color="auto" w:fill="auto"/>
             <w:vAlign w:val="center"/>
           </w:tcPr>
           <w:p>
@@ -14425,6 +14372,7 @@
           </w:p>
         </w:tc>
       </w:tr>
+      <w:bookmarkEnd w:id="1"/>
     </w:tbl>
     <w:p>
       <w:pPr>

--- a/templates/plananual/MATEMATICA 1° A 5°/3° MATEMÁTICA - PROGRAMACIÓN CURRICULAR ANUAL .docx
+++ b/templates/plananual/MATEMATICA 1° A 5°/3° MATEMÁTICA - PROGRAMACIÓN CURRICULAR ANUAL .docx
@@ -1,6 +1,6 @@
 
 <file path=word/document.xml><?xml version="1.0" encoding="utf-8"?>
-<w:document xmlns:wpc="http://schemas.microsoft.com/office/word/2010/wordprocessingCanvas" xmlns:cx="http://schemas.microsoft.com/office/drawing/2014/chartex" xmlns:cx1="http://schemas.microsoft.com/office/drawing/2015/9/8/chartex" xmlns:cx2="http://schemas.microsoft.com/office/drawing/2015/10/21/chartex" xmlns:cx3="http://schemas.microsoft.com/office/drawing/2016/5/9/chartex" xmlns:cx4="http://schemas.microsoft.com/office/drawing/2016/5/10/chartex" xmlns:cx5="http://schemas.microsoft.com/office/drawing/2016/5/11/chartex" xmlns:cx6="http://schemas.microsoft.com/office/drawing/2016/5/12/chartex" xmlns:cx7="http://schemas.microsoft.com/office/drawing/2016/5/13/chartex" xmlns:cx8="http://schemas.microsoft.com/office/drawing/2016/5/14/chartex" xmlns:mc="http://schemas.openxmlformats.org/markup-compatibility/2006" xmlns:aink="http://schemas.microsoft.com/office/drawing/2016/ink" xmlns:am3d="http://schemas.microsoft.com/office/drawing/2017/model3d" xmlns:o="urn:schemas-microsoft-com:office:office" xmlns:oel="http://schemas.microsoft.com/office/2019/extlst" xmlns:r="http://schemas.openxmlformats.org/officeDocument/2006/relationships" xmlns:m="http://schemas.openxmlformats.org/officeDocument/2006/math" xmlns:v="urn:schemas-microsoft-com:vml" xmlns:wp14="http://schemas.microsoft.com/office/word/2010/wordprocessingDrawing" xmlns:wp="http://schemas.openxmlformats.org/drawingml/2006/wordprocessingDrawing" xmlns:w10="urn:schemas-microsoft-com:office:word" xmlns:w="http://schemas.openxmlformats.org/wordprocessingml/2006/main" xmlns:w14="http://schemas.microsoft.com/office/word/2010/wordml" xmlns:w15="http://schemas.microsoft.com/office/word/2012/wordml" xmlns:w16cex="http://schemas.microsoft.com/office/word/2018/wordml/cex" xmlns:w16cid="http://schemas.microsoft.com/office/word/2016/wordml/cid" xmlns:w16="http://schemas.microsoft.com/office/word/2018/wordml" xmlns:w16du="http://schemas.microsoft.com/office/word/2023/wordml/word16du" xmlns:w16sdtdh="http://schemas.microsoft.com/office/word/2020/wordml/sdtdatahash" xmlns:w16se="http://schemas.microsoft.com/office/word/2015/wordml/symex" xmlns:wpg="http://schemas.microsoft.com/office/word/2010/wordprocessingGroup" xmlns:wpi="http://schemas.microsoft.com/office/word/2010/wordprocessingInk" xmlns:wne="http://schemas.microsoft.com/office/word/2006/wordml" xmlns:wps="http://schemas.microsoft.com/office/word/2010/wordprocessingShape" mc:Ignorable="w14 w15 w16se w16cid w16 w16cex w16sdtdh w16du wp14">
+<w:document xmlns:wpc="http://schemas.microsoft.com/office/word/2010/wordprocessingCanvas" xmlns:cx="http://schemas.microsoft.com/office/drawing/2014/chartex" xmlns:cx1="http://schemas.microsoft.com/office/drawing/2015/9/8/chartex" xmlns:cx2="http://schemas.microsoft.com/office/drawing/2015/10/21/chartex" xmlns:cx3="http://schemas.microsoft.com/office/drawing/2016/5/9/chartex" xmlns:cx4="http://schemas.microsoft.com/office/drawing/2016/5/10/chartex" xmlns:cx5="http://schemas.microsoft.com/office/drawing/2016/5/11/chartex" xmlns:cx6="http://schemas.microsoft.com/office/drawing/2016/5/12/chartex" xmlns:cx7="http://schemas.microsoft.com/office/drawing/2016/5/13/chartex" xmlns:cx8="http://schemas.microsoft.com/office/drawing/2016/5/14/chartex" xmlns:mc="http://schemas.openxmlformats.org/markup-compatibility/2006" xmlns:aink="http://schemas.microsoft.com/office/drawing/2016/ink" xmlns:am3d="http://schemas.microsoft.com/office/drawing/2017/model3d" xmlns:o="urn:schemas-microsoft-com:office:office" xmlns:oel="http://schemas.microsoft.com/office/2019/extlst" xmlns:r="http://schemas.openxmlformats.org/officeDocument/2006/relationships" xmlns:m="http://schemas.openxmlformats.org/officeDocument/2006/math" xmlns:v="urn:schemas-microsoft-com:vml" xmlns:wp14="http://schemas.microsoft.com/office/word/2010/wordprocessingDrawing" xmlns:wp="http://schemas.openxmlformats.org/drawingml/2006/wordprocessingDrawing" xmlns:w10="urn:schemas-microsoft-com:office:word" xmlns:w="http://schemas.openxmlformats.org/wordprocessingml/2006/main" xmlns:w14="http://schemas.microsoft.com/office/word/2010/wordml" xmlns:w15="http://schemas.microsoft.com/office/word/2012/wordml" xmlns:w16cex="http://schemas.microsoft.com/office/word/2018/wordml/cex" xmlns:w16cid="http://schemas.microsoft.com/office/word/2016/wordml/cid" xmlns:w16="http://schemas.microsoft.com/office/word/2018/wordml" xmlns:w16du="http://schemas.microsoft.com/office/word/2023/wordml/word16du" xmlns:w16sdtdh="http://schemas.microsoft.com/office/word/2020/wordml/sdtdatahash" xmlns:w16sdtfl="http://schemas.microsoft.com/office/word/2024/wordml/sdtformatlock" xmlns:w16se="http://schemas.microsoft.com/office/word/2015/wordml/symex" xmlns:wpg="http://schemas.microsoft.com/office/word/2010/wordprocessingGroup" xmlns:wpi="http://schemas.microsoft.com/office/word/2010/wordprocessingInk" xmlns:wne="http://schemas.microsoft.com/office/word/2006/wordml" xmlns:wps="http://schemas.microsoft.com/office/word/2010/wordprocessingShape" mc:Ignorable="w14 w15 w16se w16cid w16 w16cex w16sdtdh w16sdtfl w16du wp14">
   <w:body>
     <w:p>
       <w:pPr>
@@ -279,31 +279,7 @@
                                   <w:sz w:val="32"/>
                                   <w:szCs w:val="32"/>
                                 </w:rPr>
-                                <w:t>{{</w:t>
-                              </w:r>
-                              <w:proofErr w:type="spellStart"/>
-                              <w:r>
-                                <w:rPr>
-                                  <w:rFonts w:ascii="Aptos ExtraBold" w:hAnsi="Aptos ExtraBold" w:cs="Times New Roman"/>
-                                  <w:b/>
-                                  <w:bCs/>
-                                  <w:color w:val="FFFFFF" w:themeColor="background1"/>
-                                  <w:sz w:val="32"/>
-                                  <w:szCs w:val="32"/>
-                                </w:rPr>
-                                <w:t>anio</w:t>
-                              </w:r>
-                              <w:proofErr w:type="spellEnd"/>
-                              <w:r>
-                                <w:rPr>
-                                  <w:rFonts w:ascii="Aptos ExtraBold" w:hAnsi="Aptos ExtraBold" w:cs="Times New Roman"/>
-                                  <w:b/>
-                                  <w:bCs/>
-                                  <w:color w:val="FFFFFF" w:themeColor="background1"/>
-                                  <w:sz w:val="32"/>
-                                  <w:szCs w:val="32"/>
-                                </w:rPr>
-                                <w:t>}}</w:t>
+                                <w:t>{{anio}}</w:t>
                               </w:r>
                             </w:p>
                           </w:txbxContent>
@@ -481,31 +457,7 @@
                             <w:sz w:val="32"/>
                             <w:szCs w:val="32"/>
                           </w:rPr>
-                          <w:t>{{</w:t>
-                        </w:r>
-                        <w:proofErr w:type="spellStart"/>
-                        <w:r>
-                          <w:rPr>
-                            <w:rFonts w:ascii="Aptos ExtraBold" w:hAnsi="Aptos ExtraBold" w:cs="Times New Roman"/>
-                            <w:b/>
-                            <w:bCs/>
-                            <w:color w:val="FFFFFF" w:themeColor="background1"/>
-                            <w:sz w:val="32"/>
-                            <w:szCs w:val="32"/>
-                          </w:rPr>
-                          <w:t>anio</w:t>
-                        </w:r>
-                        <w:proofErr w:type="spellEnd"/>
-                        <w:r>
-                          <w:rPr>
-                            <w:rFonts w:ascii="Aptos ExtraBold" w:hAnsi="Aptos ExtraBold" w:cs="Times New Roman"/>
-                            <w:b/>
-                            <w:bCs/>
-                            <w:color w:val="FFFFFF" w:themeColor="background1"/>
-                            <w:sz w:val="32"/>
-                            <w:szCs w:val="32"/>
-                          </w:rPr>
-                          <w:t>}}</w:t>
+                          <w:t>{{anio}}</w:t>
                         </w:r>
                       </w:p>
                     </w:txbxContent>
@@ -682,31 +634,37 @@
                 <w:sz w:val="20"/>
                 <w:szCs w:val="20"/>
               </w:rPr>
-              <w:t>{{</w:t>
-            </w:r>
-            <w:proofErr w:type="spellStart"/>
-            <w:r>
+              <w:t>{{dre}}</w:t>
+            </w:r>
+          </w:p>
+        </w:tc>
+        <w:tc>
+          <w:tcPr>
+            <w:tcW w:w="5103" w:type="dxa"/>
+            <w:vAlign w:val="center"/>
+          </w:tcPr>
+          <w:p>
+            <w:pPr>
+              <w:jc w:val="center"/>
               <w:rPr>
                 <w:rFonts w:ascii="Arial Nova Cond" w:hAnsi="Arial Nova Cond" w:cs="Times New Roman"/>
                 <w:sz w:val="20"/>
                 <w:szCs w:val="20"/>
               </w:rPr>
-              <w:t>dre</w:t>
-            </w:r>
-            <w:proofErr w:type="spellEnd"/>
+            </w:pPr>
             <w:r>
               <w:rPr>
                 <w:rFonts w:ascii="Arial Nova Cond" w:hAnsi="Arial Nova Cond" w:cs="Times New Roman"/>
                 <w:sz w:val="20"/>
                 <w:szCs w:val="20"/>
               </w:rPr>
-              <w:t>}}</w:t>
-            </w:r>
-          </w:p>
-        </w:tc>
-        <w:tc>
-          <w:tcPr>
-            <w:tcW w:w="5103" w:type="dxa"/>
+              <w:t>{{director}}</w:t>
+            </w:r>
+          </w:p>
+        </w:tc>
+        <w:tc>
+          <w:tcPr>
+            <w:tcW w:w="4819" w:type="dxa"/>
             <w:vAlign w:val="center"/>
           </w:tcPr>
           <w:p>
@@ -724,49 +682,7 @@
                 <w:sz w:val="20"/>
                 <w:szCs w:val="20"/>
               </w:rPr>
-              <w:t>{{director}}</w:t>
-            </w:r>
-          </w:p>
-        </w:tc>
-        <w:tc>
-          <w:tcPr>
-            <w:tcW w:w="4819" w:type="dxa"/>
-            <w:vAlign w:val="center"/>
-          </w:tcPr>
-          <w:p>
-            <w:pPr>
-              <w:jc w:val="center"/>
-              <w:rPr>
-                <w:rFonts w:ascii="Arial Nova Cond" w:hAnsi="Arial Nova Cond" w:cs="Times New Roman"/>
-                <w:sz w:val="20"/>
-                <w:szCs w:val="20"/>
-              </w:rPr>
-            </w:pPr>
-            <w:r>
-              <w:rPr>
-                <w:rFonts w:ascii="Arial Nova Cond" w:hAnsi="Arial Nova Cond" w:cs="Times New Roman"/>
-                <w:sz w:val="20"/>
-                <w:szCs w:val="20"/>
-              </w:rPr>
-              <w:t>{{</w:t>
-            </w:r>
-            <w:proofErr w:type="spellStart"/>
-            <w:r>
-              <w:rPr>
-                <w:rFonts w:ascii="Arial Nova Cond" w:hAnsi="Arial Nova Cond" w:cs="Times New Roman"/>
-                <w:sz w:val="20"/>
-                <w:szCs w:val="20"/>
-              </w:rPr>
-              <w:t>area</w:t>
-            </w:r>
-            <w:proofErr w:type="spellEnd"/>
-            <w:r>
-              <w:rPr>
-                <w:rFonts w:ascii="Arial Nova Cond" w:hAnsi="Arial Nova Cond" w:cs="Times New Roman"/>
-                <w:sz w:val="20"/>
-                <w:szCs w:val="20"/>
-              </w:rPr>
-              <w:t>}}</w:t>
+              <w:t>{{area}}</w:t>
             </w:r>
           </w:p>
         </w:tc>
@@ -887,67 +803,31 @@
                 <w:sz w:val="20"/>
                 <w:szCs w:val="20"/>
               </w:rPr>
-              <w:t>{{</w:t>
-            </w:r>
-            <w:proofErr w:type="spellStart"/>
-            <w:r>
+              <w:t>{{ugel}}</w:t>
+            </w:r>
+          </w:p>
+        </w:tc>
+        <w:tc>
+          <w:tcPr>
+            <w:tcW w:w="5103" w:type="dxa"/>
+            <w:vAlign w:val="center"/>
+          </w:tcPr>
+          <w:p>
+            <w:pPr>
+              <w:jc w:val="center"/>
               <w:rPr>
                 <w:rFonts w:ascii="Arial Nova Cond" w:hAnsi="Arial Nova Cond" w:cs="Times New Roman"/>
                 <w:sz w:val="20"/>
                 <w:szCs w:val="20"/>
               </w:rPr>
-              <w:t>ugel</w:t>
-            </w:r>
-            <w:proofErr w:type="spellEnd"/>
+            </w:pPr>
             <w:r>
               <w:rPr>
                 <w:rFonts w:ascii="Arial Nova Cond" w:hAnsi="Arial Nova Cond" w:cs="Times New Roman"/>
                 <w:sz w:val="20"/>
                 <w:szCs w:val="20"/>
               </w:rPr>
-              <w:t>}}</w:t>
-            </w:r>
-          </w:p>
-        </w:tc>
-        <w:tc>
-          <w:tcPr>
-            <w:tcW w:w="5103" w:type="dxa"/>
-            <w:vAlign w:val="center"/>
-          </w:tcPr>
-          <w:p>
-            <w:pPr>
-              <w:jc w:val="center"/>
-              <w:rPr>
-                <w:rFonts w:ascii="Arial Nova Cond" w:hAnsi="Arial Nova Cond" w:cs="Times New Roman"/>
-                <w:sz w:val="20"/>
-                <w:szCs w:val="20"/>
-              </w:rPr>
-            </w:pPr>
-            <w:r>
-              <w:rPr>
-                <w:rFonts w:ascii="Arial Nova Cond" w:hAnsi="Arial Nova Cond" w:cs="Times New Roman"/>
-                <w:sz w:val="20"/>
-                <w:szCs w:val="20"/>
-              </w:rPr>
-              <w:t>{{</w:t>
-            </w:r>
-            <w:proofErr w:type="spellStart"/>
-            <w:r>
-              <w:rPr>
-                <w:rFonts w:ascii="Arial Nova Cond" w:hAnsi="Arial Nova Cond" w:cs="Times New Roman"/>
-                <w:sz w:val="20"/>
-                <w:szCs w:val="20"/>
-              </w:rPr>
-              <w:t>cordinador</w:t>
-            </w:r>
-            <w:proofErr w:type="spellEnd"/>
-            <w:r>
-              <w:rPr>
-                <w:rFonts w:ascii="Arial Nova Cond" w:hAnsi="Arial Nova Cond" w:cs="Times New Roman"/>
-                <w:sz w:val="20"/>
-                <w:szCs w:val="20"/>
-              </w:rPr>
-              <w:t>}}</w:t>
+              <w:t>{{cordinador}}</w:t>
             </w:r>
           </w:p>
         </w:tc>
@@ -1094,25 +974,7 @@
                 <w:sz w:val="20"/>
                 <w:szCs w:val="20"/>
               </w:rPr>
-              <w:t>{{</w:t>
-            </w:r>
-            <w:proofErr w:type="spellStart"/>
-            <w:r>
-              <w:rPr>
-                <w:rFonts w:ascii="Arial Nova Cond" w:hAnsi="Arial Nova Cond" w:cs="Times New Roman"/>
-                <w:sz w:val="20"/>
-                <w:szCs w:val="20"/>
-              </w:rPr>
-              <w:t>institucioneducativa</w:t>
-            </w:r>
-            <w:proofErr w:type="spellEnd"/>
-            <w:r>
-              <w:rPr>
-                <w:rFonts w:ascii="Arial Nova Cond" w:hAnsi="Arial Nova Cond" w:cs="Times New Roman"/>
-                <w:sz w:val="20"/>
-                <w:szCs w:val="20"/>
-              </w:rPr>
-              <w:t>}}</w:t>
+              <w:t>{{institucioneducativa}}</w:t>
             </w:r>
           </w:p>
         </w:tc>
@@ -2764,25 +2626,7 @@
                 <w:bCs/>
                 <w:lang w:eastAsia="es-ES"/>
               </w:rPr>
-              <w:t xml:space="preserve">Selecciona, emplea y combina estrategias de cálculo y de estimación, recursos y procedimientos diversos para realizar operaciones con números racionales; para determinar tasas de interés y </w:t>
-            </w:r>
-            <w:proofErr w:type="spellStart"/>
-            <w:r>
-              <w:rPr>
-                <w:rFonts w:ascii="Arial Nova Cond Light" w:eastAsia="Times New Roman" w:hAnsi="Arial Nova Cond Light" w:cs="Arial"/>
-                <w:bCs/>
-                <w:lang w:eastAsia="es-ES"/>
-              </w:rPr>
-              <w:t>e</w:t>
-            </w:r>
-            <w:proofErr w:type="spellEnd"/>
-            <w:r>
-              <w:rPr>
-                <w:rFonts w:ascii="Arial Nova Cond Light" w:eastAsia="Times New Roman" w:hAnsi="Arial Nova Cond Light" w:cs="Arial"/>
-                <w:bCs/>
-                <w:lang w:eastAsia="es-ES"/>
-              </w:rPr>
-              <w:t xml:space="preserve"> valor de impuesto a las transacciones financieras (ITF); y para simplificar procesos usando las propiedades de los números y las operaciones, según se adecúen a las condiciones de la situación.</w:t>
+              <w:t>Selecciona, emplea y combina estrategias de cálculo y de estimación, recursos y procedimientos diversos para realizar operaciones con números racionales; para determinar tasas de interés y e valor de impuesto a las transacciones financieras (ITF); y para simplificar procesos usando las propiedades de los números y las operaciones, según se adecúen a las condiciones de la situación.</w:t>
             </w:r>
           </w:p>
           <w:p>
@@ -3514,79 +3358,7 @@
                 <w:bCs/>
                 <w:lang w:eastAsia="es-ES"/>
               </w:rPr>
-              <w:t>(</w:t>
-            </w:r>
-            <w:proofErr w:type="spellStart"/>
-            <w:r>
-              <w:rPr>
-                <w:rFonts w:ascii="Arial Nova Cond Light" w:eastAsia="Times New Roman" w:hAnsi="Arial Nova Cond Light" w:cs="Arial"/>
-                <w:bCs/>
-                <w:lang w:eastAsia="es-ES"/>
-              </w:rPr>
-              <w:t>ax</w:t>
-            </w:r>
-            <w:proofErr w:type="spellEnd"/>
-            <w:r>
-              <w:rPr>
-                <w:rFonts w:ascii="Arial Nova Cond Light" w:eastAsia="Times New Roman" w:hAnsi="Arial Nova Cond Light" w:cs="Arial"/>
-                <w:bCs/>
-                <w:lang w:eastAsia="es-ES"/>
-              </w:rPr>
-              <w:t xml:space="preserve">± b &lt; e, </w:t>
-            </w:r>
-            <w:proofErr w:type="spellStart"/>
-            <w:r>
-              <w:rPr>
-                <w:rFonts w:ascii="Arial Nova Cond Light" w:eastAsia="Times New Roman" w:hAnsi="Arial Nova Cond Light" w:cs="Arial"/>
-                <w:bCs/>
-                <w:lang w:eastAsia="es-ES"/>
-              </w:rPr>
-              <w:t>ax</w:t>
-            </w:r>
-            <w:proofErr w:type="spellEnd"/>
-            <w:r>
-              <w:rPr>
-                <w:rFonts w:ascii="Arial Nova Cond Light" w:eastAsia="Times New Roman" w:hAnsi="Arial Nova Cond Light" w:cs="Arial"/>
-                <w:bCs/>
-                <w:lang w:eastAsia="es-ES"/>
-              </w:rPr>
-              <w:t xml:space="preserve">± b &gt; e, </w:t>
-            </w:r>
-            <w:proofErr w:type="spellStart"/>
-            <w:r>
-              <w:rPr>
-                <w:rFonts w:ascii="Arial Nova Cond Light" w:eastAsia="Times New Roman" w:hAnsi="Arial Nova Cond Light" w:cs="Arial"/>
-                <w:bCs/>
-                <w:lang w:eastAsia="es-ES"/>
-              </w:rPr>
-              <w:t>ax</w:t>
-            </w:r>
-            <w:proofErr w:type="spellEnd"/>
-            <w:r>
-              <w:rPr>
-                <w:rFonts w:ascii="Arial Nova Cond Light" w:eastAsia="Times New Roman" w:hAnsi="Arial Nova Cond Light" w:cs="Arial"/>
-                <w:bCs/>
-                <w:lang w:eastAsia="es-ES"/>
-              </w:rPr>
-              <w:t xml:space="preserve">± b s e y </w:t>
-            </w:r>
-            <w:proofErr w:type="spellStart"/>
-            <w:r>
-              <w:rPr>
-                <w:rFonts w:ascii="Arial Nova Cond Light" w:eastAsia="Times New Roman" w:hAnsi="Arial Nova Cond Light" w:cs="Arial"/>
-                <w:bCs/>
-                <w:lang w:eastAsia="es-ES"/>
-              </w:rPr>
-              <w:t>ax</w:t>
-            </w:r>
-            <w:proofErr w:type="spellEnd"/>
-            <w:r>
-              <w:rPr>
-                <w:rFonts w:ascii="Arial Nova Cond Light" w:eastAsia="Times New Roman" w:hAnsi="Arial Nova Cond Light" w:cs="Arial"/>
-                <w:bCs/>
-                <w:lang w:eastAsia="es-ES"/>
-              </w:rPr>
-              <w:t xml:space="preserve">+ b </w:t>
+              <w:t xml:space="preserve">(ax± b &lt; e, ax± b &gt; e, ax± b s e y ax+ b </w:t>
             </w:r>
             <w:r>
               <w:rPr>
@@ -3865,25 +3637,7 @@
                 <w:bCs/>
                 <w:lang w:eastAsia="es-ES"/>
               </w:rPr>
-              <w:t xml:space="preserve">el comportamiento gráfico de una función cuadrática, sus valores máximos, mínimos e </w:t>
-            </w:r>
-            <w:proofErr w:type="spellStart"/>
-            <w:r>
-              <w:rPr>
-                <w:rFonts w:ascii="Arial Nova Cond Light" w:eastAsia="Times New Roman" w:hAnsi="Arial Nova Cond Light" w:cs="Arial"/>
-                <w:bCs/>
-                <w:lang w:eastAsia="es-ES"/>
-              </w:rPr>
-              <w:t>interceptos</w:t>
-            </w:r>
-            <w:proofErr w:type="spellEnd"/>
-            <w:r>
-              <w:rPr>
-                <w:rFonts w:ascii="Arial Nova Cond Light" w:eastAsia="Times New Roman" w:hAnsi="Arial Nova Cond Light" w:cs="Arial"/>
-                <w:bCs/>
-                <w:lang w:eastAsia="es-ES"/>
-              </w:rPr>
-              <w:t>, su eje de simetría, vértice y orientación, para interpretar</w:t>
+              <w:t>el comportamiento gráfico de una función cuadrática, sus valores máximos, mínimos e interceptos, su eje de simetría, vértice y orientación, para interpretar</w:t>
             </w:r>
             <w:r>
               <w:rPr>
@@ -5216,25 +4970,7 @@
                 <w:bCs/>
                 <w:lang w:eastAsia="es-ES"/>
               </w:rPr>
-              <w:t xml:space="preserve">Resuelve problemas en los que plantea temas de estudio, caracterizando la población y la muestra e identificando las variables a estudiar; empleando el muestreo aleatorio para determinar una muestra representativa. Recolecta datos mediante encuestas y los registra en tablas, determina </w:t>
-            </w:r>
-            <w:proofErr w:type="spellStart"/>
-            <w:r>
-              <w:rPr>
-                <w:rFonts w:ascii="Arial Nova Cond Light" w:eastAsia="Times New Roman" w:hAnsi="Arial Nova Cond Light" w:cs="Arial"/>
-                <w:bCs/>
-                <w:lang w:eastAsia="es-ES"/>
-              </w:rPr>
-              <w:t>terciles</w:t>
-            </w:r>
-            <w:proofErr w:type="spellEnd"/>
-            <w:r>
-              <w:rPr>
-                <w:rFonts w:ascii="Arial Nova Cond Light" w:eastAsia="Times New Roman" w:hAnsi="Arial Nova Cond Light" w:cs="Arial"/>
-                <w:bCs/>
-                <w:lang w:eastAsia="es-ES"/>
-              </w:rPr>
-              <w:t>, cuartiles y quintiles; la desviación estándar, y el rango de un conjunto de datos; representa el comportamiento de estos usando gráficos y medidas estadísticas más apropiadas a las variables en estudio. Interpreta la información contenida en estos, o la información relacionada a su tema de estudio proveniente de diversas fuentes, haciendo uso del significado de la desviación estándar, las medidas de localización estudiadas y el lenguaje estadístico; basado en esto contrasta y justifica conclusiones sobre las características de la población. Expresa la ocurrencia de sucesos dependientes, independientes, simples o compuestos de una situación aleatoria mediante la probabilidad, y determina su espacio muestra; interpreta las propiedades básicas de la probabilidad de acuerdo a las condiciones de la situación; justifica sus predicciones con base a los resultados de su experimento o propiedades.</w:t>
+              <w:t>Resuelve problemas en los que plantea temas de estudio, caracterizando la población y la muestra e identificando las variables a estudiar; empleando el muestreo aleatorio para determinar una muestra representativa. Recolecta datos mediante encuestas y los registra en tablas, determina terciles, cuartiles y quintiles; la desviación estándar, y el rango de un conjunto de datos; representa el comportamiento de estos usando gráficos y medidas estadísticas más apropiadas a las variables en estudio. Interpreta la información contenida en estos, o la información relacionada a su tema de estudio proveniente de diversas fuentes, haciendo uso del significado de la desviación estándar, las medidas de localización estudiadas y el lenguaje estadístico; basado en esto contrasta y justifica conclusiones sobre las características de la población. Expresa la ocurrencia de sucesos dependientes, independientes, simples o compuestos de una situación aleatoria mediante la probabilidad, y determina su espacio muestra; interpreta las propiedades básicas de la probabilidad de acuerdo a las condiciones de la situación; justifica sus predicciones con base a los resultados de su experimento o propiedades.</w:t>
             </w:r>
           </w:p>
         </w:tc>
@@ -11974,13 +11710,13 @@
         <w:tblLook w:val="04A0" w:firstRow="1" w:lastRow="0" w:firstColumn="1" w:lastColumn="0" w:noHBand="0" w:noVBand="1"/>
       </w:tblPr>
       <w:tblGrid>
-        <w:gridCol w:w="875"/>
-        <w:gridCol w:w="1095"/>
-        <w:gridCol w:w="1726"/>
-        <w:gridCol w:w="6169"/>
-        <w:gridCol w:w="2015"/>
-        <w:gridCol w:w="1634"/>
-        <w:gridCol w:w="1337"/>
+        <w:gridCol w:w="818"/>
+        <w:gridCol w:w="1018"/>
+        <w:gridCol w:w="5379"/>
+        <w:gridCol w:w="1984"/>
+        <w:gridCol w:w="2693"/>
+        <w:gridCol w:w="1560"/>
+        <w:gridCol w:w="1399"/>
       </w:tblGrid>
       <w:tr>
         <w:trPr>
@@ -11989,7 +11725,7 @@
         </w:trPr>
         <w:tc>
           <w:tcPr>
-            <w:tcW w:w="875" w:type="dxa"/>
+            <w:tcW w:w="818" w:type="dxa"/>
             <w:shd w:val="clear" w:color="auto" w:fill="C1F0C7" w:themeFill="accent3" w:themeFillTint="33"/>
             <w:vAlign w:val="center"/>
           </w:tcPr>
@@ -12023,7 +11759,7 @@
         </w:tc>
         <w:tc>
           <w:tcPr>
-            <w:tcW w:w="1095" w:type="dxa"/>
+            <w:tcW w:w="1018" w:type="dxa"/>
             <w:shd w:val="clear" w:color="auto" w:fill="C1F0C7" w:themeFill="accent3" w:themeFillTint="33"/>
             <w:vAlign w:val="center"/>
           </w:tcPr>
@@ -12056,7 +11792,7 @@
         </w:tc>
         <w:tc>
           <w:tcPr>
-            <w:tcW w:w="1726" w:type="dxa"/>
+            <w:tcW w:w="5379" w:type="dxa"/>
             <w:shd w:val="clear" w:color="auto" w:fill="C1F0C7" w:themeFill="accent3" w:themeFillTint="33"/>
             <w:vAlign w:val="center"/>
           </w:tcPr>
@@ -12083,13 +11819,35 @@
                 <w:sz w:val="20"/>
                 <w:szCs w:val="20"/>
               </w:rPr>
-              <w:t>PROBLEMA / POTENCIALIDAD</w:t>
-            </w:r>
-          </w:p>
-        </w:tc>
-        <w:tc>
-          <w:tcPr>
-            <w:tcW w:w="6169" w:type="dxa"/>
+              <w:t>SITUACIÓN SIGNIF</w:t>
+            </w:r>
+            <w:r>
+              <w:rPr>
+                <w:rFonts w:ascii="Arial Nova Cond" w:hAnsi="Arial Nova Cond" w:cs="Times New Roman"/>
+                <w:b/>
+                <w:bCs/>
+                <w:color w:val="000000" w:themeColor="text1"/>
+                <w:sz w:val="20"/>
+                <w:szCs w:val="20"/>
+              </w:rPr>
+              <w:t>I</w:t>
+            </w:r>
+            <w:r>
+              <w:rPr>
+                <w:rFonts w:ascii="Arial Nova Cond" w:hAnsi="Arial Nova Cond" w:cs="Times New Roman"/>
+                <w:b/>
+                <w:bCs/>
+                <w:color w:val="000000" w:themeColor="text1"/>
+                <w:sz w:val="20"/>
+                <w:szCs w:val="20"/>
+              </w:rPr>
+              <w:t>CATIVA</w:t>
+            </w:r>
+          </w:p>
+        </w:tc>
+        <w:tc>
+          <w:tcPr>
+            <w:tcW w:w="1984" w:type="dxa"/>
             <w:shd w:val="clear" w:color="auto" w:fill="C1F0C7" w:themeFill="accent3" w:themeFillTint="33"/>
             <w:vAlign w:val="center"/>
           </w:tcPr>
@@ -12116,7 +11874,7 @@
                 <w:sz w:val="20"/>
                 <w:szCs w:val="20"/>
               </w:rPr>
-              <w:t>SITUACIÓN SIGNIF</w:t>
+              <w:t>TÍTULO DE LA UNIDAD DID</w:t>
             </w:r>
             <w:r>
               <w:rPr>
@@ -12127,7 +11885,7 @@
                 <w:sz w:val="20"/>
                 <w:szCs w:val="20"/>
               </w:rPr>
-              <w:t>I</w:t>
+              <w:t>Á</w:t>
             </w:r>
             <w:r>
               <w:rPr>
@@ -12138,13 +11896,24 @@
                 <w:sz w:val="20"/>
                 <w:szCs w:val="20"/>
               </w:rPr>
-              <w:t>CATIVA</w:t>
-            </w:r>
-          </w:p>
-        </w:tc>
-        <w:tc>
-          <w:tcPr>
-            <w:tcW w:w="2015" w:type="dxa"/>
+              <w:t>CTICA</w:t>
+            </w:r>
+            <w:r>
+              <w:rPr>
+                <w:rFonts w:ascii="Arial Nova Cond" w:hAnsi="Arial Nova Cond" w:cs="Times New Roman"/>
+                <w:b/>
+                <w:bCs/>
+                <w:color w:val="000000" w:themeColor="text1"/>
+                <w:sz w:val="20"/>
+                <w:szCs w:val="20"/>
+              </w:rPr>
+              <w:t>.</w:t>
+            </w:r>
+          </w:p>
+        </w:tc>
+        <w:tc>
+          <w:tcPr>
+            <w:tcW w:w="2693" w:type="dxa"/>
             <w:shd w:val="clear" w:color="auto" w:fill="C1F0C7" w:themeFill="accent3" w:themeFillTint="33"/>
             <w:vAlign w:val="center"/>
           </w:tcPr>
@@ -12171,9 +11940,21 @@
                 <w:sz w:val="20"/>
                 <w:szCs w:val="20"/>
               </w:rPr>
-              <w:t>TÍTULO DE LA UNIDAD DID</w:t>
-            </w:r>
-            <w:r>
+              <w:t>CAMPO TEMATICO</w:t>
+            </w:r>
+          </w:p>
+        </w:tc>
+        <w:tc>
+          <w:tcPr>
+            <w:tcW w:w="1560" w:type="dxa"/>
+            <w:shd w:val="clear" w:color="auto" w:fill="C1F0C7" w:themeFill="accent3" w:themeFillTint="33"/>
+            <w:vAlign w:val="center"/>
+          </w:tcPr>
+          <w:p>
+            <w:pPr>
+              <w:pStyle w:val="Prrafodelista"/>
+              <w:ind w:left="0"/>
+              <w:jc w:val="center"/>
               <w:rPr>
                 <w:rFonts w:ascii="Arial Nova Cond" w:hAnsi="Arial Nova Cond" w:cs="Times New Roman"/>
                 <w:b/>
@@ -12182,8 +11963,7 @@
                 <w:sz w:val="20"/>
                 <w:szCs w:val="20"/>
               </w:rPr>
-              <w:t>Á</w:t>
-            </w:r>
+            </w:pPr>
             <w:r>
               <w:rPr>
                 <w:rFonts w:ascii="Arial Nova Cond" w:hAnsi="Arial Nova Cond" w:cs="Times New Roman"/>
@@ -12193,57 +11973,13 @@
                 <w:sz w:val="20"/>
                 <w:szCs w:val="20"/>
               </w:rPr>
-              <w:t>CTICA</w:t>
-            </w:r>
-            <w:r>
-              <w:rPr>
-                <w:rFonts w:ascii="Arial Nova Cond" w:hAnsi="Arial Nova Cond" w:cs="Times New Roman"/>
-                <w:b/>
-                <w:bCs/>
-                <w:color w:val="000000" w:themeColor="text1"/>
-                <w:sz w:val="20"/>
-                <w:szCs w:val="20"/>
-              </w:rPr>
-              <w:t>.</w:t>
-            </w:r>
-          </w:p>
-        </w:tc>
-        <w:tc>
-          <w:tcPr>
-            <w:tcW w:w="1634" w:type="dxa"/>
-            <w:shd w:val="clear" w:color="auto" w:fill="C1F0C7" w:themeFill="accent3" w:themeFillTint="33"/>
-            <w:vAlign w:val="center"/>
-          </w:tcPr>
-          <w:p>
-            <w:pPr>
-              <w:pStyle w:val="Prrafodelista"/>
-              <w:ind w:left="0"/>
-              <w:jc w:val="center"/>
-              <w:rPr>
-                <w:rFonts w:ascii="Arial Nova Cond" w:hAnsi="Arial Nova Cond" w:cs="Times New Roman"/>
-                <w:b/>
-                <w:bCs/>
-                <w:color w:val="000000" w:themeColor="text1"/>
-                <w:sz w:val="20"/>
-                <w:szCs w:val="20"/>
-              </w:rPr>
-            </w:pPr>
-            <w:r>
-              <w:rPr>
-                <w:rFonts w:ascii="Arial Nova Cond" w:hAnsi="Arial Nova Cond" w:cs="Times New Roman"/>
-                <w:b/>
-                <w:bCs/>
-                <w:color w:val="000000" w:themeColor="text1"/>
-                <w:sz w:val="20"/>
-                <w:szCs w:val="20"/>
-              </w:rPr>
               <w:t>COMPETENCIAS</w:t>
             </w:r>
           </w:p>
         </w:tc>
         <w:tc>
           <w:tcPr>
-            <w:tcW w:w="1337" w:type="dxa"/>
+            <w:tcW w:w="1399" w:type="dxa"/>
             <w:shd w:val="clear" w:color="auto" w:fill="C1F0C7" w:themeFill="accent3" w:themeFillTint="33"/>
             <w:vAlign w:val="center"/>
           </w:tcPr>
@@ -12282,7 +12018,7 @@
         </w:trPr>
         <w:tc>
           <w:tcPr>
-            <w:tcW w:w="875" w:type="dxa"/>
+            <w:tcW w:w="818" w:type="dxa"/>
             <w:vMerge w:val="restart"/>
             <w:vAlign w:val="center"/>
           </w:tcPr>
@@ -12321,7 +12057,7 @@
         </w:tc>
         <w:tc>
           <w:tcPr>
-            <w:tcW w:w="1095" w:type="dxa"/>
+            <w:tcW w:w="1018" w:type="dxa"/>
             <w:vAlign w:val="center"/>
           </w:tcPr>
           <w:p>
@@ -12359,7 +12095,7 @@
         </w:tc>
         <w:tc>
           <w:tcPr>
-            <w:tcW w:w="1726" w:type="dxa"/>
+            <w:tcW w:w="5379" w:type="dxa"/>
             <w:vAlign w:val="center"/>
           </w:tcPr>
           <w:p>
@@ -12387,47 +12123,13 @@
                 <w:szCs w:val="20"/>
                 <w:lang w:val="es-ES_tradnl"/>
               </w:rPr>
-              <w:t>{{problemapotencialidad0}}</w:t>
-            </w:r>
-          </w:p>
-        </w:tc>
-        <w:tc>
-          <w:tcPr>
-            <w:tcW w:w="6169" w:type="dxa"/>
-            <w:vAlign w:val="center"/>
-          </w:tcPr>
-          <w:p>
-            <w:pPr>
-              <w:pStyle w:val="Prrafodelista"/>
-              <w:tabs>
-                <w:tab w:val="left" w:pos="0"/>
-                <w:tab w:val="left" w:pos="142"/>
-                <w:tab w:val="left" w:pos="284"/>
-              </w:tabs>
-              <w:spacing w:line="276" w:lineRule="auto"/>
-              <w:ind w:left="0"/>
-              <w:jc w:val="both"/>
-              <w:rPr>
-                <w:rFonts w:ascii="Arial Nova Cond" w:eastAsia="Calibri" w:hAnsi="Arial Nova Cond" w:cs="Times New Roman"/>
-                <w:sz w:val="20"/>
-                <w:szCs w:val="20"/>
-                <w:lang w:val="es-ES_tradnl"/>
-              </w:rPr>
-            </w:pPr>
-            <w:r>
-              <w:rPr>
-                <w:rFonts w:ascii="Arial Nova Cond" w:eastAsia="Calibri" w:hAnsi="Arial Nova Cond" w:cs="Times New Roman"/>
-                <w:sz w:val="20"/>
-                <w:szCs w:val="20"/>
-                <w:lang w:val="es-ES_tradnl"/>
-              </w:rPr>
-              <w:t>{{situacionsignificativa0}}</w:t>
-            </w:r>
-          </w:p>
-        </w:tc>
-        <w:tc>
-          <w:tcPr>
-            <w:tcW w:w="2015" w:type="dxa"/>
+              <w:t xml:space="preserve">{{situacionsignificativa0}} </w:t>
+            </w:r>
+          </w:p>
+        </w:tc>
+        <w:tc>
+          <w:tcPr>
+            <w:tcW w:w="1984" w:type="dxa"/>
             <w:vAlign w:val="center"/>
           </w:tcPr>
           <w:p>
@@ -12458,7 +12160,7 @@
         </w:tc>
         <w:tc>
           <w:tcPr>
-            <w:tcW w:w="1634" w:type="dxa"/>
+            <w:tcW w:w="2693" w:type="dxa"/>
             <w:vAlign w:val="center"/>
           </w:tcPr>
           <w:p>
@@ -12483,13 +12185,13 @@
                 <w:sz w:val="20"/>
                 <w:szCs w:val="20"/>
               </w:rPr>
-              <w:t>{{competencias0}}</w:t>
-            </w:r>
-          </w:p>
-        </w:tc>
-        <w:tc>
-          <w:tcPr>
-            <w:tcW w:w="1337" w:type="dxa"/>
+              <w:t>{{campotematico0}}</w:t>
+            </w:r>
+          </w:p>
+        </w:tc>
+        <w:tc>
+          <w:tcPr>
+            <w:tcW w:w="1560" w:type="dxa"/>
             <w:vAlign w:val="center"/>
           </w:tcPr>
           <w:p>
@@ -12497,7 +12199,38 @@
               <w:autoSpaceDE w:val="0"/>
               <w:autoSpaceDN w:val="0"/>
               <w:adjustRightInd w:val="0"/>
-              <w:jc w:val="center"/>
+              <w:jc w:val="both"/>
+              <w:rPr>
+                <w:rFonts w:ascii="Arial Nova Cond" w:hAnsi="Arial Nova Cond" w:cs="Arial"/>
+                <w:color w:val="000000"/>
+                <w:kern w:val="0"/>
+                <w:sz w:val="20"/>
+                <w:szCs w:val="20"/>
+              </w:rPr>
+            </w:pPr>
+            <w:r>
+              <w:rPr>
+                <w:rFonts w:ascii="Arial Nova Cond" w:hAnsi="Arial Nova Cond" w:cs="Arial"/>
+                <w:color w:val="000000"/>
+                <w:kern w:val="0"/>
+                <w:sz w:val="20"/>
+                <w:szCs w:val="20"/>
+              </w:rPr>
+              <w:t>{{competencias0}}</w:t>
+            </w:r>
+          </w:p>
+        </w:tc>
+        <w:tc>
+          <w:tcPr>
+            <w:tcW w:w="1399" w:type="dxa"/>
+            <w:vAlign w:val="center"/>
+          </w:tcPr>
+          <w:p>
+            <w:pPr>
+              <w:autoSpaceDE w:val="0"/>
+              <w:autoSpaceDN w:val="0"/>
+              <w:adjustRightInd w:val="0"/>
+              <w:jc w:val="both"/>
               <w:rPr>
                 <w:rFonts w:ascii="Arial Nova Cond" w:hAnsi="Arial Nova Cond" w:cs="Arial"/>
                 <w:color w:val="000000"/>
@@ -12526,7 +12259,7 @@
         </w:trPr>
         <w:tc>
           <w:tcPr>
-            <w:tcW w:w="875" w:type="dxa"/>
+            <w:tcW w:w="818" w:type="dxa"/>
             <w:vMerge/>
             <w:vAlign w:val="center"/>
           </w:tcPr>
@@ -12554,7 +12287,7 @@
         </w:tc>
         <w:tc>
           <w:tcPr>
-            <w:tcW w:w="1095" w:type="dxa"/>
+            <w:tcW w:w="1018" w:type="dxa"/>
             <w:vAlign w:val="center"/>
           </w:tcPr>
           <w:p>
@@ -12592,33 +12325,7 @@
         </w:tc>
         <w:tc>
           <w:tcPr>
-            <w:tcW w:w="1726" w:type="dxa"/>
-            <w:vAlign w:val="center"/>
-          </w:tcPr>
-          <w:p>
-            <w:pPr>
-              <w:pStyle w:val="NormalWeb"/>
-              <w:jc w:val="both"/>
-              <w:rPr>
-                <w:rFonts w:ascii="Arial Nova Cond" w:hAnsi="Arial Nova Cond"/>
-                <w:sz w:val="20"/>
-                <w:szCs w:val="20"/>
-              </w:rPr>
-            </w:pPr>
-            <w:r>
-              <w:rPr>
-                <w:rFonts w:ascii="Arial Nova Cond" w:eastAsia="Calibri" w:hAnsi="Arial Nova Cond"/>
-                <w:sz w:val="20"/>
-                <w:szCs w:val="20"/>
-                <w:lang w:val="es-ES_tradnl"/>
-              </w:rPr>
-              <w:t>{{problemapotencialidad1}}</w:t>
-            </w:r>
-          </w:p>
-        </w:tc>
-        <w:tc>
-          <w:tcPr>
-            <w:tcW w:w="6169" w:type="dxa"/>
+            <w:tcW w:w="5379" w:type="dxa"/>
             <w:vAlign w:val="center"/>
           </w:tcPr>
           <w:p>
@@ -12652,7 +12359,7 @@
         </w:tc>
         <w:tc>
           <w:tcPr>
-            <w:tcW w:w="2015" w:type="dxa"/>
+            <w:tcW w:w="1984" w:type="dxa"/>
             <w:vAlign w:val="center"/>
           </w:tcPr>
           <w:p>
@@ -12683,7 +12390,7 @@
         </w:tc>
         <w:tc>
           <w:tcPr>
-            <w:tcW w:w="1634" w:type="dxa"/>
+            <w:tcW w:w="2693" w:type="dxa"/>
             <w:vAlign w:val="center"/>
           </w:tcPr>
           <w:p>
@@ -12708,13 +12415,13 @@
                 <w:sz w:val="20"/>
                 <w:szCs w:val="20"/>
               </w:rPr>
-              <w:t>{{competencias1}}</w:t>
-            </w:r>
-          </w:p>
-        </w:tc>
-        <w:tc>
-          <w:tcPr>
-            <w:tcW w:w="1337" w:type="dxa"/>
+              <w:t>{{campotematico1}}</w:t>
+            </w:r>
+          </w:p>
+        </w:tc>
+        <w:tc>
+          <w:tcPr>
+            <w:tcW w:w="1560" w:type="dxa"/>
             <w:vAlign w:val="center"/>
           </w:tcPr>
           <w:p>
@@ -12722,7 +12429,38 @@
               <w:autoSpaceDE w:val="0"/>
               <w:autoSpaceDN w:val="0"/>
               <w:adjustRightInd w:val="0"/>
-              <w:jc w:val="center"/>
+              <w:jc w:val="both"/>
+              <w:rPr>
+                <w:rFonts w:ascii="Arial Nova Cond" w:hAnsi="Arial Nova Cond" w:cs="Arial"/>
+                <w:color w:val="000000"/>
+                <w:kern w:val="0"/>
+                <w:sz w:val="20"/>
+                <w:szCs w:val="20"/>
+              </w:rPr>
+            </w:pPr>
+            <w:r>
+              <w:rPr>
+                <w:rFonts w:ascii="Arial Nova Cond" w:hAnsi="Arial Nova Cond" w:cs="Arial"/>
+                <w:color w:val="000000"/>
+                <w:kern w:val="0"/>
+                <w:sz w:val="20"/>
+                <w:szCs w:val="20"/>
+              </w:rPr>
+              <w:t>{{competencias1}}</w:t>
+            </w:r>
+          </w:p>
+        </w:tc>
+        <w:tc>
+          <w:tcPr>
+            <w:tcW w:w="1399" w:type="dxa"/>
+            <w:vAlign w:val="center"/>
+          </w:tcPr>
+          <w:p>
+            <w:pPr>
+              <w:autoSpaceDE w:val="0"/>
+              <w:autoSpaceDN w:val="0"/>
+              <w:adjustRightInd w:val="0"/>
+              <w:jc w:val="both"/>
               <w:rPr>
                 <w:rFonts w:ascii="Arial Nova Cond" w:hAnsi="Arial Nova Cond" w:cs="Arial"/>
                 <w:color w:val="000000"/>
@@ -12751,7 +12489,7 @@
         </w:trPr>
         <w:tc>
           <w:tcPr>
-            <w:tcW w:w="875" w:type="dxa"/>
+            <w:tcW w:w="818" w:type="dxa"/>
             <w:vMerge/>
             <w:vAlign w:val="center"/>
           </w:tcPr>
@@ -12779,7 +12517,7 @@
         </w:tc>
         <w:tc>
           <w:tcPr>
-            <w:tcW w:w="1095" w:type="dxa"/>
+            <w:tcW w:w="1018" w:type="dxa"/>
             <w:vAlign w:val="center"/>
           </w:tcPr>
           <w:p>
@@ -12817,33 +12555,7 @@
         </w:tc>
         <w:tc>
           <w:tcPr>
-            <w:tcW w:w="1726" w:type="dxa"/>
-            <w:vAlign w:val="center"/>
-          </w:tcPr>
-          <w:p>
-            <w:pPr>
-              <w:pStyle w:val="NormalWeb"/>
-              <w:jc w:val="both"/>
-              <w:rPr>
-                <w:rFonts w:ascii="Arial Nova Cond" w:eastAsia="Calibri" w:hAnsi="Arial Nova Cond"/>
-                <w:sz w:val="20"/>
-                <w:szCs w:val="20"/>
-              </w:rPr>
-            </w:pPr>
-            <w:r>
-              <w:rPr>
-                <w:rFonts w:ascii="Arial Nova Cond" w:eastAsia="Calibri" w:hAnsi="Arial Nova Cond"/>
-                <w:sz w:val="20"/>
-                <w:szCs w:val="20"/>
-                <w:lang w:val="es-ES_tradnl"/>
-              </w:rPr>
-              <w:t>{{problemapotencialidad2}}</w:t>
-            </w:r>
-          </w:p>
-        </w:tc>
-        <w:tc>
-          <w:tcPr>
-            <w:tcW w:w="6169" w:type="dxa"/>
+            <w:tcW w:w="5379" w:type="dxa"/>
             <w:vAlign w:val="center"/>
           </w:tcPr>
           <w:p>
@@ -12877,7 +12589,7 @@
         </w:tc>
         <w:tc>
           <w:tcPr>
-            <w:tcW w:w="2015" w:type="dxa"/>
+            <w:tcW w:w="1984" w:type="dxa"/>
             <w:vAlign w:val="center"/>
           </w:tcPr>
           <w:p>
@@ -12908,7 +12620,7 @@
         </w:tc>
         <w:tc>
           <w:tcPr>
-            <w:tcW w:w="1634" w:type="dxa"/>
+            <w:tcW w:w="2693" w:type="dxa"/>
             <w:vAlign w:val="center"/>
           </w:tcPr>
           <w:p>
@@ -12933,13 +12645,13 @@
                 <w:sz w:val="20"/>
                 <w:szCs w:val="20"/>
               </w:rPr>
-              <w:t>{{competencias2}}</w:t>
-            </w:r>
-          </w:p>
-        </w:tc>
-        <w:tc>
-          <w:tcPr>
-            <w:tcW w:w="1337" w:type="dxa"/>
+              <w:t>{{campotematico2}}</w:t>
+            </w:r>
+          </w:p>
+        </w:tc>
+        <w:tc>
+          <w:tcPr>
+            <w:tcW w:w="1560" w:type="dxa"/>
             <w:vAlign w:val="center"/>
           </w:tcPr>
           <w:p>
@@ -12947,7 +12659,38 @@
               <w:autoSpaceDE w:val="0"/>
               <w:autoSpaceDN w:val="0"/>
               <w:adjustRightInd w:val="0"/>
-              <w:jc w:val="center"/>
+              <w:jc w:val="both"/>
+              <w:rPr>
+                <w:rFonts w:ascii="Arial Nova Cond" w:hAnsi="Arial Nova Cond" w:cs="Arial"/>
+                <w:color w:val="000000"/>
+                <w:kern w:val="0"/>
+                <w:sz w:val="20"/>
+                <w:szCs w:val="20"/>
+              </w:rPr>
+            </w:pPr>
+            <w:r>
+              <w:rPr>
+                <w:rFonts w:ascii="Arial Nova Cond" w:hAnsi="Arial Nova Cond" w:cs="Arial"/>
+                <w:color w:val="000000"/>
+                <w:kern w:val="0"/>
+                <w:sz w:val="20"/>
+                <w:szCs w:val="20"/>
+              </w:rPr>
+              <w:t>{{competencias2}}</w:t>
+            </w:r>
+          </w:p>
+        </w:tc>
+        <w:tc>
+          <w:tcPr>
+            <w:tcW w:w="1399" w:type="dxa"/>
+            <w:vAlign w:val="center"/>
+          </w:tcPr>
+          <w:p>
+            <w:pPr>
+              <w:autoSpaceDE w:val="0"/>
+              <w:autoSpaceDN w:val="0"/>
+              <w:adjustRightInd w:val="0"/>
+              <w:jc w:val="both"/>
               <w:rPr>
                 <w:rFonts w:ascii="Arial Nova Cond" w:hAnsi="Arial Nova Cond" w:cs="Arial"/>
                 <w:color w:val="000000"/>
@@ -12976,7 +12719,7 @@
         </w:trPr>
         <w:tc>
           <w:tcPr>
-            <w:tcW w:w="875" w:type="dxa"/>
+            <w:tcW w:w="818" w:type="dxa"/>
             <w:vMerge w:val="restart"/>
             <w:vAlign w:val="center"/>
           </w:tcPr>
@@ -13015,7 +12758,7 @@
         </w:tc>
         <w:tc>
           <w:tcPr>
-            <w:tcW w:w="1095" w:type="dxa"/>
+            <w:tcW w:w="1018" w:type="dxa"/>
             <w:vAlign w:val="center"/>
           </w:tcPr>
           <w:p>
@@ -13053,33 +12796,7 @@
         </w:tc>
         <w:tc>
           <w:tcPr>
-            <w:tcW w:w="1726" w:type="dxa"/>
-            <w:vAlign w:val="center"/>
-          </w:tcPr>
-          <w:p>
-            <w:pPr>
-              <w:pStyle w:val="Sinespaciado"/>
-              <w:jc w:val="both"/>
-              <w:rPr>
-                <w:rFonts w:ascii="Arial Nova Cond" w:eastAsia="Times New Roman" w:hAnsi="Arial Nova Cond" w:cs="Times New Roman"/>
-                <w:sz w:val="20"/>
-                <w:szCs w:val="20"/>
-              </w:rPr>
-            </w:pPr>
-            <w:r>
-              <w:rPr>
-                <w:rFonts w:ascii="Arial Nova Cond" w:eastAsia="Calibri" w:hAnsi="Arial Nova Cond" w:cs="Times New Roman"/>
-                <w:sz w:val="20"/>
-                <w:szCs w:val="20"/>
-                <w:lang w:val="es-ES_tradnl"/>
-              </w:rPr>
-              <w:t>{{problemapotencialidad3}}</w:t>
-            </w:r>
-          </w:p>
-        </w:tc>
-        <w:tc>
-          <w:tcPr>
-            <w:tcW w:w="6169" w:type="dxa"/>
+            <w:tcW w:w="5379" w:type="dxa"/>
             <w:vAlign w:val="center"/>
           </w:tcPr>
           <w:p>
@@ -13114,7 +12831,7 @@
         </w:tc>
         <w:tc>
           <w:tcPr>
-            <w:tcW w:w="2015" w:type="dxa"/>
+            <w:tcW w:w="1984" w:type="dxa"/>
             <w:vAlign w:val="center"/>
           </w:tcPr>
           <w:p>
@@ -13145,7 +12862,7 @@
         </w:tc>
         <w:tc>
           <w:tcPr>
-            <w:tcW w:w="1634" w:type="dxa"/>
+            <w:tcW w:w="2693" w:type="dxa"/>
             <w:vAlign w:val="center"/>
           </w:tcPr>
           <w:p>
@@ -13170,13 +12887,13 @@
                 <w:sz w:val="20"/>
                 <w:szCs w:val="20"/>
               </w:rPr>
-              <w:t>{{competencias3}}</w:t>
-            </w:r>
-          </w:p>
-        </w:tc>
-        <w:tc>
-          <w:tcPr>
-            <w:tcW w:w="1337" w:type="dxa"/>
+              <w:t>{{campotematico3}}</w:t>
+            </w:r>
+          </w:p>
+        </w:tc>
+        <w:tc>
+          <w:tcPr>
+            <w:tcW w:w="1560" w:type="dxa"/>
             <w:vAlign w:val="center"/>
           </w:tcPr>
           <w:p>
@@ -13184,7 +12901,38 @@
               <w:autoSpaceDE w:val="0"/>
               <w:autoSpaceDN w:val="0"/>
               <w:adjustRightInd w:val="0"/>
-              <w:jc w:val="center"/>
+              <w:jc w:val="both"/>
+              <w:rPr>
+                <w:rFonts w:ascii="Arial Nova Cond" w:hAnsi="Arial Nova Cond" w:cs="Arial"/>
+                <w:color w:val="000000"/>
+                <w:kern w:val="0"/>
+                <w:sz w:val="20"/>
+                <w:szCs w:val="20"/>
+              </w:rPr>
+            </w:pPr>
+            <w:r>
+              <w:rPr>
+                <w:rFonts w:ascii="Arial Nova Cond" w:hAnsi="Arial Nova Cond" w:cs="Arial"/>
+                <w:color w:val="000000"/>
+                <w:kern w:val="0"/>
+                <w:sz w:val="20"/>
+                <w:szCs w:val="20"/>
+              </w:rPr>
+              <w:t>{{competencias3}}</w:t>
+            </w:r>
+          </w:p>
+        </w:tc>
+        <w:tc>
+          <w:tcPr>
+            <w:tcW w:w="1399" w:type="dxa"/>
+            <w:vAlign w:val="center"/>
+          </w:tcPr>
+          <w:p>
+            <w:pPr>
+              <w:autoSpaceDE w:val="0"/>
+              <w:autoSpaceDN w:val="0"/>
+              <w:adjustRightInd w:val="0"/>
+              <w:jc w:val="both"/>
               <w:rPr>
                 <w:rFonts w:ascii="Arial Nova Cond" w:hAnsi="Arial Nova Cond" w:cs="Arial"/>
                 <w:color w:val="000000"/>
@@ -13213,7 +12961,7 @@
         </w:trPr>
         <w:tc>
           <w:tcPr>
-            <w:tcW w:w="875" w:type="dxa"/>
+            <w:tcW w:w="818" w:type="dxa"/>
             <w:vMerge/>
             <w:vAlign w:val="center"/>
           </w:tcPr>
@@ -13241,7 +12989,7 @@
         </w:tc>
         <w:tc>
           <w:tcPr>
-            <w:tcW w:w="1095" w:type="dxa"/>
+            <w:tcW w:w="1018" w:type="dxa"/>
             <w:vAlign w:val="center"/>
           </w:tcPr>
           <w:p>
@@ -13279,33 +13027,7 @@
         </w:tc>
         <w:tc>
           <w:tcPr>
-            <w:tcW w:w="1726" w:type="dxa"/>
-            <w:vAlign w:val="center"/>
-          </w:tcPr>
-          <w:p>
-            <w:pPr>
-              <w:pStyle w:val="Sinespaciado"/>
-              <w:jc w:val="both"/>
-              <w:rPr>
-                <w:rFonts w:ascii="Arial Nova Cond" w:hAnsi="Arial Nova Cond"/>
-                <w:sz w:val="20"/>
-                <w:szCs w:val="20"/>
-              </w:rPr>
-            </w:pPr>
-            <w:r>
-              <w:rPr>
-                <w:rFonts w:ascii="Arial Nova Cond" w:eastAsia="Calibri" w:hAnsi="Arial Nova Cond" w:cs="Times New Roman"/>
-                <w:sz w:val="20"/>
-                <w:szCs w:val="20"/>
-                <w:lang w:val="es-ES_tradnl"/>
-              </w:rPr>
-              <w:t>{{problemapotencialidad4}}</w:t>
-            </w:r>
-          </w:p>
-        </w:tc>
-        <w:tc>
-          <w:tcPr>
-            <w:tcW w:w="6169" w:type="dxa"/>
+            <w:tcW w:w="5379" w:type="dxa"/>
             <w:vAlign w:val="center"/>
           </w:tcPr>
           <w:p>
@@ -13340,7 +13062,7 @@
         </w:tc>
         <w:tc>
           <w:tcPr>
-            <w:tcW w:w="2015" w:type="dxa"/>
+            <w:tcW w:w="1984" w:type="dxa"/>
             <w:vAlign w:val="center"/>
           </w:tcPr>
           <w:p>
@@ -13371,7 +13093,7 @@
         </w:tc>
         <w:tc>
           <w:tcPr>
-            <w:tcW w:w="1634" w:type="dxa"/>
+            <w:tcW w:w="2693" w:type="dxa"/>
             <w:vAlign w:val="center"/>
           </w:tcPr>
           <w:p>
@@ -13396,13 +13118,13 @@
                 <w:sz w:val="20"/>
                 <w:szCs w:val="20"/>
               </w:rPr>
-              <w:t>{{competencias4}}</w:t>
-            </w:r>
-          </w:p>
-        </w:tc>
-        <w:tc>
-          <w:tcPr>
-            <w:tcW w:w="1337" w:type="dxa"/>
+              <w:t>{{campotematico4}}</w:t>
+            </w:r>
+          </w:p>
+        </w:tc>
+        <w:tc>
+          <w:tcPr>
+            <w:tcW w:w="1560" w:type="dxa"/>
             <w:vAlign w:val="center"/>
           </w:tcPr>
           <w:p>
@@ -13410,7 +13132,38 @@
               <w:autoSpaceDE w:val="0"/>
               <w:autoSpaceDN w:val="0"/>
               <w:adjustRightInd w:val="0"/>
-              <w:jc w:val="center"/>
+              <w:jc w:val="both"/>
+              <w:rPr>
+                <w:rFonts w:ascii="Arial Nova Cond" w:hAnsi="Arial Nova Cond" w:cs="Arial"/>
+                <w:color w:val="000000"/>
+                <w:kern w:val="0"/>
+                <w:sz w:val="20"/>
+                <w:szCs w:val="20"/>
+              </w:rPr>
+            </w:pPr>
+            <w:r>
+              <w:rPr>
+                <w:rFonts w:ascii="Arial Nova Cond" w:hAnsi="Arial Nova Cond" w:cs="Arial"/>
+                <w:color w:val="000000"/>
+                <w:kern w:val="0"/>
+                <w:sz w:val="20"/>
+                <w:szCs w:val="20"/>
+              </w:rPr>
+              <w:t>{{competencias4}}</w:t>
+            </w:r>
+          </w:p>
+        </w:tc>
+        <w:tc>
+          <w:tcPr>
+            <w:tcW w:w="1399" w:type="dxa"/>
+            <w:vAlign w:val="center"/>
+          </w:tcPr>
+          <w:p>
+            <w:pPr>
+              <w:autoSpaceDE w:val="0"/>
+              <w:autoSpaceDN w:val="0"/>
+              <w:adjustRightInd w:val="0"/>
+              <w:jc w:val="both"/>
               <w:rPr>
                 <w:rFonts w:ascii="Arial Nova Cond" w:hAnsi="Arial Nova Cond" w:cs="Arial"/>
                 <w:color w:val="000000"/>
@@ -13439,7 +13192,7 @@
         </w:trPr>
         <w:tc>
           <w:tcPr>
-            <w:tcW w:w="875" w:type="dxa"/>
+            <w:tcW w:w="818" w:type="dxa"/>
             <w:vMerge w:val="restart"/>
             <w:vAlign w:val="center"/>
           </w:tcPr>
@@ -13478,7 +13231,7 @@
         </w:tc>
         <w:tc>
           <w:tcPr>
-            <w:tcW w:w="1095" w:type="dxa"/>
+            <w:tcW w:w="1018" w:type="dxa"/>
             <w:vAlign w:val="center"/>
           </w:tcPr>
           <w:p>
@@ -13516,34 +13269,7 @@
         </w:tc>
         <w:tc>
           <w:tcPr>
-            <w:tcW w:w="1726" w:type="dxa"/>
-            <w:vAlign w:val="center"/>
-          </w:tcPr>
-          <w:p>
-            <w:pPr>
-              <w:pStyle w:val="Sinespaciado"/>
-              <w:jc w:val="both"/>
-              <w:rPr>
-                <w:rFonts w:ascii="Arial Nova Cond" w:hAnsi="Arial Nova Cond"/>
-                <w:color w:val="000000" w:themeColor="text1"/>
-                <w:sz w:val="20"/>
-                <w:szCs w:val="20"/>
-              </w:rPr>
-            </w:pPr>
-            <w:r>
-              <w:rPr>
-                <w:rFonts w:ascii="Arial Nova Cond" w:eastAsia="Calibri" w:hAnsi="Arial Nova Cond" w:cs="Times New Roman"/>
-                <w:sz w:val="20"/>
-                <w:szCs w:val="20"/>
-                <w:lang w:val="es-ES_tradnl"/>
-              </w:rPr>
-              <w:t>{{problemapotencialidad5}}</w:t>
-            </w:r>
-          </w:p>
-        </w:tc>
-        <w:tc>
-          <w:tcPr>
-            <w:tcW w:w="6169" w:type="dxa"/>
+            <w:tcW w:w="5379" w:type="dxa"/>
             <w:vAlign w:val="center"/>
           </w:tcPr>
           <w:p>
@@ -13572,13 +13298,13 @@
                 <w:szCs w:val="20"/>
                 <w:lang w:val="es-ES_tradnl"/>
               </w:rPr>
-              <w:t>{{situacionsignificativa5}}</w:t>
-            </w:r>
-          </w:p>
-        </w:tc>
-        <w:tc>
-          <w:tcPr>
-            <w:tcW w:w="2015" w:type="dxa"/>
+              <w:t xml:space="preserve">{{situacionsignificativa5}} </w:t>
+            </w:r>
+          </w:p>
+        </w:tc>
+        <w:tc>
+          <w:tcPr>
+            <w:tcW w:w="1984" w:type="dxa"/>
             <w:vAlign w:val="center"/>
           </w:tcPr>
           <w:p>
@@ -13609,7 +13335,7 @@
         </w:tc>
         <w:tc>
           <w:tcPr>
-            <w:tcW w:w="1634" w:type="dxa"/>
+            <w:tcW w:w="2693" w:type="dxa"/>
             <w:vAlign w:val="center"/>
           </w:tcPr>
           <w:p>
@@ -13634,13 +13360,13 @@
                 <w:sz w:val="20"/>
                 <w:szCs w:val="20"/>
               </w:rPr>
-              <w:t>{{competencias5}}</w:t>
-            </w:r>
-          </w:p>
-        </w:tc>
-        <w:tc>
-          <w:tcPr>
-            <w:tcW w:w="1337" w:type="dxa"/>
+              <w:t>{{campotematico5}}</w:t>
+            </w:r>
+          </w:p>
+        </w:tc>
+        <w:tc>
+          <w:tcPr>
+            <w:tcW w:w="1560" w:type="dxa"/>
             <w:vAlign w:val="center"/>
           </w:tcPr>
           <w:p>
@@ -13648,7 +13374,38 @@
               <w:autoSpaceDE w:val="0"/>
               <w:autoSpaceDN w:val="0"/>
               <w:adjustRightInd w:val="0"/>
-              <w:jc w:val="center"/>
+              <w:jc w:val="both"/>
+              <w:rPr>
+                <w:rFonts w:ascii="Arial Nova Cond" w:hAnsi="Arial Nova Cond" w:cs="Arial"/>
+                <w:color w:val="000000"/>
+                <w:kern w:val="0"/>
+                <w:sz w:val="20"/>
+                <w:szCs w:val="20"/>
+              </w:rPr>
+            </w:pPr>
+            <w:r>
+              <w:rPr>
+                <w:rFonts w:ascii="Arial Nova Cond" w:hAnsi="Arial Nova Cond" w:cs="Arial"/>
+                <w:color w:val="000000"/>
+                <w:kern w:val="0"/>
+                <w:sz w:val="20"/>
+                <w:szCs w:val="20"/>
+              </w:rPr>
+              <w:t>{{competencias5}}</w:t>
+            </w:r>
+          </w:p>
+        </w:tc>
+        <w:tc>
+          <w:tcPr>
+            <w:tcW w:w="1399" w:type="dxa"/>
+            <w:vAlign w:val="center"/>
+          </w:tcPr>
+          <w:p>
+            <w:pPr>
+              <w:autoSpaceDE w:val="0"/>
+              <w:autoSpaceDN w:val="0"/>
+              <w:adjustRightInd w:val="0"/>
+              <w:jc w:val="both"/>
               <w:rPr>
                 <w:rFonts w:ascii="Arial Nova Cond" w:hAnsi="Arial Nova Cond" w:cs="Arial"/>
                 <w:color w:val="000000"/>
@@ -13677,7 +13434,7 @@
         </w:trPr>
         <w:tc>
           <w:tcPr>
-            <w:tcW w:w="875" w:type="dxa"/>
+            <w:tcW w:w="818" w:type="dxa"/>
             <w:vMerge/>
             <w:vAlign w:val="center"/>
           </w:tcPr>
@@ -13705,7 +13462,7 @@
         </w:tc>
         <w:tc>
           <w:tcPr>
-            <w:tcW w:w="1095" w:type="dxa"/>
+            <w:tcW w:w="1018" w:type="dxa"/>
             <w:vAlign w:val="center"/>
           </w:tcPr>
           <w:p>
@@ -13743,33 +13500,7 @@
         </w:tc>
         <w:tc>
           <w:tcPr>
-            <w:tcW w:w="1726" w:type="dxa"/>
-            <w:vAlign w:val="center"/>
-          </w:tcPr>
-          <w:p>
-            <w:pPr>
-              <w:pStyle w:val="Sinespaciado"/>
-              <w:jc w:val="both"/>
-              <w:rPr>
-                <w:rFonts w:ascii="Arial Nova Cond" w:hAnsi="Arial Nova Cond"/>
-                <w:sz w:val="20"/>
-                <w:szCs w:val="20"/>
-              </w:rPr>
-            </w:pPr>
-            <w:r>
-              <w:rPr>
-                <w:rFonts w:ascii="Arial Nova Cond" w:eastAsia="Calibri" w:hAnsi="Arial Nova Cond" w:cs="Times New Roman"/>
-                <w:sz w:val="20"/>
-                <w:szCs w:val="20"/>
-                <w:lang w:val="es-ES_tradnl"/>
-              </w:rPr>
-              <w:t>{{problemapotencialidad6}}</w:t>
-            </w:r>
-          </w:p>
-        </w:tc>
-        <w:tc>
-          <w:tcPr>
-            <w:tcW w:w="6169" w:type="dxa"/>
+            <w:tcW w:w="5379" w:type="dxa"/>
             <w:vAlign w:val="center"/>
           </w:tcPr>
           <w:p>
@@ -13803,7 +13534,7 @@
         </w:tc>
         <w:tc>
           <w:tcPr>
-            <w:tcW w:w="2015" w:type="dxa"/>
+            <w:tcW w:w="1984" w:type="dxa"/>
             <w:vAlign w:val="center"/>
           </w:tcPr>
           <w:p>
@@ -13834,7 +13565,7 @@
         </w:tc>
         <w:tc>
           <w:tcPr>
-            <w:tcW w:w="1634" w:type="dxa"/>
+            <w:tcW w:w="2693" w:type="dxa"/>
             <w:vAlign w:val="center"/>
           </w:tcPr>
           <w:p>
@@ -13859,13 +13590,13 @@
                 <w:sz w:val="20"/>
                 <w:szCs w:val="20"/>
               </w:rPr>
-              <w:t>{{competencias6}}</w:t>
-            </w:r>
-          </w:p>
-        </w:tc>
-        <w:tc>
-          <w:tcPr>
-            <w:tcW w:w="1337" w:type="dxa"/>
+              <w:t>{{campotematico6}}</w:t>
+            </w:r>
+          </w:p>
+        </w:tc>
+        <w:tc>
+          <w:tcPr>
+            <w:tcW w:w="1560" w:type="dxa"/>
             <w:vAlign w:val="center"/>
           </w:tcPr>
           <w:p>
@@ -13873,7 +13604,38 @@
               <w:autoSpaceDE w:val="0"/>
               <w:autoSpaceDN w:val="0"/>
               <w:adjustRightInd w:val="0"/>
-              <w:jc w:val="center"/>
+              <w:jc w:val="both"/>
+              <w:rPr>
+                <w:rFonts w:ascii="Arial Nova Cond" w:hAnsi="Arial Nova Cond" w:cs="Arial"/>
+                <w:color w:val="000000"/>
+                <w:kern w:val="0"/>
+                <w:sz w:val="20"/>
+                <w:szCs w:val="20"/>
+              </w:rPr>
+            </w:pPr>
+            <w:r>
+              <w:rPr>
+                <w:rFonts w:ascii="Arial Nova Cond" w:hAnsi="Arial Nova Cond" w:cs="Arial"/>
+                <w:color w:val="000000"/>
+                <w:kern w:val="0"/>
+                <w:sz w:val="20"/>
+                <w:szCs w:val="20"/>
+              </w:rPr>
+              <w:t>{{competencias6}}</w:t>
+            </w:r>
+          </w:p>
+        </w:tc>
+        <w:tc>
+          <w:tcPr>
+            <w:tcW w:w="1399" w:type="dxa"/>
+            <w:vAlign w:val="center"/>
+          </w:tcPr>
+          <w:p>
+            <w:pPr>
+              <w:autoSpaceDE w:val="0"/>
+              <w:autoSpaceDN w:val="0"/>
+              <w:adjustRightInd w:val="0"/>
+              <w:jc w:val="both"/>
               <w:rPr>
                 <w:rFonts w:ascii="Arial Nova Cond" w:hAnsi="Arial Nova Cond" w:cs="Arial"/>
                 <w:color w:val="000000"/>
@@ -13902,7 +13664,7 @@
         </w:trPr>
         <w:tc>
           <w:tcPr>
-            <w:tcW w:w="875" w:type="dxa"/>
+            <w:tcW w:w="818" w:type="dxa"/>
             <w:vMerge w:val="restart"/>
             <w:vAlign w:val="center"/>
           </w:tcPr>
@@ -13941,7 +13703,7 @@
         </w:tc>
         <w:tc>
           <w:tcPr>
-            <w:tcW w:w="1095" w:type="dxa"/>
+            <w:tcW w:w="1018" w:type="dxa"/>
             <w:vAlign w:val="center"/>
           </w:tcPr>
           <w:p>
@@ -13979,7 +13741,7 @@
         </w:tc>
         <w:tc>
           <w:tcPr>
-            <w:tcW w:w="1726" w:type="dxa"/>
+            <w:tcW w:w="5379" w:type="dxa"/>
             <w:vAlign w:val="center"/>
           </w:tcPr>
           <w:p>
@@ -13992,62 +13754,28 @@
               </w:tabs>
               <w:spacing w:line="276" w:lineRule="auto"/>
               <w:ind w:left="0"/>
+              <w:jc w:val="both"/>
+              <w:rPr>
+                <w:rFonts w:ascii="Arial Nova Cond" w:hAnsi="Arial Nova Cond"/>
+                <w:color w:val="000000" w:themeColor="text1"/>
+                <w:sz w:val="20"/>
+                <w:szCs w:val="20"/>
+              </w:rPr>
+            </w:pPr>
+            <w:r>
               <w:rPr>
                 <w:rFonts w:ascii="Arial Nova Cond" w:eastAsia="Calibri" w:hAnsi="Arial Nova Cond" w:cs="Times New Roman"/>
-                <w:color w:val="000000" w:themeColor="text1"/>
                 <w:sz w:val="20"/>
                 <w:szCs w:val="20"/>
                 <w:lang w:val="es-ES_tradnl"/>
               </w:rPr>
-            </w:pPr>
-            <w:r>
-              <w:rPr>
-                <w:rFonts w:ascii="Arial Nova Cond" w:eastAsia="Calibri" w:hAnsi="Arial Nova Cond" w:cs="Times New Roman"/>
-                <w:sz w:val="20"/>
-                <w:szCs w:val="20"/>
-                <w:lang w:val="es-ES_tradnl"/>
-              </w:rPr>
-              <w:t>{{problemapotencialidad7}}</w:t>
-            </w:r>
-          </w:p>
-        </w:tc>
-        <w:tc>
-          <w:tcPr>
-            <w:tcW w:w="6169" w:type="dxa"/>
-            <w:vAlign w:val="center"/>
-          </w:tcPr>
-          <w:p>
-            <w:pPr>
-              <w:pStyle w:val="Prrafodelista"/>
-              <w:tabs>
-                <w:tab w:val="left" w:pos="0"/>
-                <w:tab w:val="left" w:pos="142"/>
-                <w:tab w:val="left" w:pos="284"/>
-              </w:tabs>
-              <w:spacing w:line="276" w:lineRule="auto"/>
-              <w:ind w:left="0"/>
-              <w:jc w:val="both"/>
-              <w:rPr>
-                <w:rFonts w:ascii="Arial Nova Cond" w:hAnsi="Arial Nova Cond"/>
-                <w:color w:val="000000" w:themeColor="text1"/>
-                <w:sz w:val="20"/>
-                <w:szCs w:val="20"/>
-              </w:rPr>
-            </w:pPr>
-            <w:r>
-              <w:rPr>
-                <w:rFonts w:ascii="Arial Nova Cond" w:eastAsia="Calibri" w:hAnsi="Arial Nova Cond" w:cs="Times New Roman"/>
-                <w:sz w:val="20"/>
-                <w:szCs w:val="20"/>
-                <w:lang w:val="es-ES_tradnl"/>
-              </w:rPr>
               <w:t>{{situacionsignificativa7}}</w:t>
             </w:r>
           </w:p>
         </w:tc>
         <w:tc>
           <w:tcPr>
-            <w:tcW w:w="2015" w:type="dxa"/>
+            <w:tcW w:w="1984" w:type="dxa"/>
             <w:vAlign w:val="center"/>
           </w:tcPr>
           <w:p>
@@ -14078,7 +13806,7 @@
         </w:tc>
         <w:tc>
           <w:tcPr>
-            <w:tcW w:w="1634" w:type="dxa"/>
+            <w:tcW w:w="2693" w:type="dxa"/>
             <w:vAlign w:val="center"/>
           </w:tcPr>
           <w:p>
@@ -14103,13 +13831,13 @@
                 <w:sz w:val="20"/>
                 <w:szCs w:val="20"/>
               </w:rPr>
-              <w:t>{{competencias7}}</w:t>
-            </w:r>
-          </w:p>
-        </w:tc>
-        <w:tc>
-          <w:tcPr>
-            <w:tcW w:w="1337" w:type="dxa"/>
+              <w:t>{{campotematico7}}</w:t>
+            </w:r>
+          </w:p>
+        </w:tc>
+        <w:tc>
+          <w:tcPr>
+            <w:tcW w:w="1560" w:type="dxa"/>
             <w:vAlign w:val="center"/>
           </w:tcPr>
           <w:p>
@@ -14117,7 +13845,38 @@
               <w:autoSpaceDE w:val="0"/>
               <w:autoSpaceDN w:val="0"/>
               <w:adjustRightInd w:val="0"/>
-              <w:jc w:val="center"/>
+              <w:jc w:val="both"/>
+              <w:rPr>
+                <w:rFonts w:ascii="Arial Nova Cond" w:hAnsi="Arial Nova Cond" w:cs="Arial"/>
+                <w:color w:val="000000"/>
+                <w:kern w:val="0"/>
+                <w:sz w:val="20"/>
+                <w:szCs w:val="20"/>
+              </w:rPr>
+            </w:pPr>
+            <w:r>
+              <w:rPr>
+                <w:rFonts w:ascii="Arial Nova Cond" w:hAnsi="Arial Nova Cond" w:cs="Arial"/>
+                <w:color w:val="000000"/>
+                <w:kern w:val="0"/>
+                <w:sz w:val="20"/>
+                <w:szCs w:val="20"/>
+              </w:rPr>
+              <w:t>{{competencias7}}</w:t>
+            </w:r>
+          </w:p>
+        </w:tc>
+        <w:tc>
+          <w:tcPr>
+            <w:tcW w:w="1399" w:type="dxa"/>
+            <w:vAlign w:val="center"/>
+          </w:tcPr>
+          <w:p>
+            <w:pPr>
+              <w:autoSpaceDE w:val="0"/>
+              <w:autoSpaceDN w:val="0"/>
+              <w:adjustRightInd w:val="0"/>
+              <w:jc w:val="both"/>
               <w:rPr>
                 <w:rFonts w:ascii="Arial Nova Cond" w:hAnsi="Arial Nova Cond" w:cs="Arial"/>
                 <w:color w:val="000000"/>
@@ -14146,7 +13905,7 @@
         </w:trPr>
         <w:tc>
           <w:tcPr>
-            <w:tcW w:w="875" w:type="dxa"/>
+            <w:tcW w:w="818" w:type="dxa"/>
             <w:vMerge/>
             <w:vAlign w:val="center"/>
           </w:tcPr>
@@ -14174,7 +13933,7 @@
         </w:tc>
         <w:tc>
           <w:tcPr>
-            <w:tcW w:w="1095" w:type="dxa"/>
+            <w:tcW w:w="1018" w:type="dxa"/>
             <w:vAlign w:val="center"/>
           </w:tcPr>
           <w:p>
@@ -14212,7 +13971,7 @@
         </w:tc>
         <w:tc>
           <w:tcPr>
-            <w:tcW w:w="1726" w:type="dxa"/>
+            <w:tcW w:w="5379" w:type="dxa"/>
             <w:vAlign w:val="center"/>
           </w:tcPr>
           <w:p>
@@ -14225,6 +13984,7 @@
               </w:tabs>
               <w:spacing w:line="276" w:lineRule="auto"/>
               <w:ind w:left="0"/>
+              <w:jc w:val="both"/>
               <w:rPr>
                 <w:rFonts w:ascii="Arial Nova Cond" w:eastAsia="Calibri" w:hAnsi="Arial Nova Cond" w:cs="Times New Roman"/>
                 <w:color w:val="000000" w:themeColor="text1"/>
@@ -14240,48 +14000,13 @@
                 <w:szCs w:val="20"/>
                 <w:lang w:val="es-ES_tradnl"/>
               </w:rPr>
-              <w:t>{{problemapotencialidad8}}</w:t>
-            </w:r>
-          </w:p>
-        </w:tc>
-        <w:tc>
-          <w:tcPr>
-            <w:tcW w:w="6169" w:type="dxa"/>
-            <w:vAlign w:val="center"/>
-          </w:tcPr>
-          <w:p>
-            <w:pPr>
-              <w:pStyle w:val="Prrafodelista"/>
-              <w:tabs>
-                <w:tab w:val="left" w:pos="0"/>
-                <w:tab w:val="left" w:pos="142"/>
-                <w:tab w:val="left" w:pos="284"/>
-              </w:tabs>
-              <w:spacing w:line="276" w:lineRule="auto"/>
-              <w:ind w:left="0"/>
-              <w:jc w:val="both"/>
-              <w:rPr>
-                <w:rFonts w:ascii="Arial Nova Cond" w:eastAsia="Calibri" w:hAnsi="Arial Nova Cond" w:cs="Times New Roman"/>
-                <w:color w:val="000000" w:themeColor="text1"/>
-                <w:sz w:val="20"/>
-                <w:szCs w:val="20"/>
-                <w:lang w:val="es-ES_tradnl"/>
-              </w:rPr>
-            </w:pPr>
-            <w:r>
-              <w:rPr>
-                <w:rFonts w:ascii="Arial Nova Cond" w:eastAsia="Calibri" w:hAnsi="Arial Nova Cond" w:cs="Times New Roman"/>
-                <w:sz w:val="20"/>
-                <w:szCs w:val="20"/>
-                <w:lang w:val="es-ES_tradnl"/>
-              </w:rPr>
               <w:t>{{situacionsignificativa8}}</w:t>
             </w:r>
           </w:p>
         </w:tc>
         <w:tc>
           <w:tcPr>
-            <w:tcW w:w="2015" w:type="dxa"/>
+            <w:tcW w:w="1984" w:type="dxa"/>
             <w:vAlign w:val="center"/>
           </w:tcPr>
           <w:p>
@@ -14311,7 +14036,7 @@
         </w:tc>
         <w:tc>
           <w:tcPr>
-            <w:tcW w:w="1634" w:type="dxa"/>
+            <w:tcW w:w="2693" w:type="dxa"/>
             <w:vAlign w:val="center"/>
           </w:tcPr>
           <w:p>
@@ -14336,13 +14061,13 @@
                 <w:sz w:val="20"/>
                 <w:szCs w:val="20"/>
               </w:rPr>
-              <w:t>{{competencias8}}</w:t>
-            </w:r>
-          </w:p>
-        </w:tc>
-        <w:tc>
-          <w:tcPr>
-            <w:tcW w:w="1337" w:type="dxa"/>
+              <w:t>{{campotematico8}}</w:t>
+            </w:r>
+          </w:p>
+        </w:tc>
+        <w:tc>
+          <w:tcPr>
+            <w:tcW w:w="1560" w:type="dxa"/>
             <w:vAlign w:val="center"/>
           </w:tcPr>
           <w:p>
@@ -14350,7 +14075,7 @@
               <w:autoSpaceDE w:val="0"/>
               <w:autoSpaceDN w:val="0"/>
               <w:adjustRightInd w:val="0"/>
-              <w:jc w:val="center"/>
+              <w:jc w:val="both"/>
               <w:rPr>
                 <w:rFonts w:ascii="Arial Nova Cond" w:hAnsi="Arial Nova Cond" w:cs="Arial"/>
                 <w:color w:val="000000"/>
@@ -14367,6 +14092,37 @@
                 <w:sz w:val="20"/>
                 <w:szCs w:val="20"/>
               </w:rPr>
+              <w:t>{{competencias8}}</w:t>
+            </w:r>
+          </w:p>
+        </w:tc>
+        <w:tc>
+          <w:tcPr>
+            <w:tcW w:w="1399" w:type="dxa"/>
+            <w:vAlign w:val="center"/>
+          </w:tcPr>
+          <w:p>
+            <w:pPr>
+              <w:autoSpaceDE w:val="0"/>
+              <w:autoSpaceDN w:val="0"/>
+              <w:adjustRightInd w:val="0"/>
+              <w:jc w:val="both"/>
+              <w:rPr>
+                <w:rFonts w:ascii="Arial Nova Cond" w:hAnsi="Arial Nova Cond" w:cs="Arial"/>
+                <w:color w:val="000000"/>
+                <w:kern w:val="0"/>
+                <w:sz w:val="20"/>
+                <w:szCs w:val="20"/>
+              </w:rPr>
+            </w:pPr>
+            <w:r>
+              <w:rPr>
+                <w:rFonts w:ascii="Arial Nova Cond" w:hAnsi="Arial Nova Cond" w:cs="Arial"/>
+                <w:color w:val="000000"/>
+                <w:kern w:val="0"/>
+                <w:sz w:val="20"/>
+                <w:szCs w:val="20"/>
+              </w:rPr>
               <w:t>{{producto8}}</w:t>
             </w:r>
           </w:p>
@@ -14374,30 +14130,6 @@
       </w:tr>
       <w:bookmarkEnd w:id="1"/>
     </w:tbl>
-    <w:p>
-      <w:pPr>
-        <w:spacing w:after="0"/>
-        <w:ind w:right="-455"/>
-        <w:rPr>
-          <w:rFonts w:ascii="Arial Nova Cond" w:hAnsi="Arial Nova Cond" w:cs="Times New Roman"/>
-          <w:b/>
-          <w:bCs/>
-          <w:color w:val="000000" w:themeColor="text1"/>
-        </w:rPr>
-      </w:pPr>
-    </w:p>
-    <w:p>
-      <w:pPr>
-        <w:spacing w:after="0"/>
-        <w:ind w:right="-455"/>
-        <w:rPr>
-          <w:rFonts w:ascii="Arial Nova Cond" w:hAnsi="Arial Nova Cond" w:cs="Times New Roman"/>
-          <w:b/>
-          <w:bCs/>
-          <w:color w:val="000000" w:themeColor="text1"/>
-        </w:rPr>
-      </w:pPr>
-    </w:p>
     <w:p>
       <w:pPr>
         <w:spacing w:after="0"/>
@@ -14446,6 +14178,7 @@
           <w:bCs/>
           <w:color w:val="000000" w:themeColor="text1"/>
         </w:rPr>
+        <w:lastRenderedPageBreak/>
         <w:t xml:space="preserve">ORGANIZACIÓN DE LOS PROPÓSITOS DE APRENDIZAJE: </w:t>
       </w:r>
     </w:p>
@@ -17267,29 +17000,7 @@
                 <w:szCs w:val="20"/>
                 <w:lang w:eastAsia="es-ES"/>
               </w:rPr>
-              <w:t xml:space="preserve">Resuelve problemas en los que plantea temas de estudio, caracterizando la población y la muestra e identificando las variables a estudiar; empleando el muestreo aleatorio para determinar una muestra representativa. Recolecta datos mediante encuestas y los registra en tablas, determina </w:t>
-            </w:r>
-            <w:proofErr w:type="spellStart"/>
-            <w:r>
-              <w:rPr>
-                <w:rFonts w:ascii="Arial Nova Cond Light" w:eastAsia="Times New Roman" w:hAnsi="Arial Nova Cond Light" w:cs="Arial"/>
-                <w:bCs/>
-                <w:sz w:val="20"/>
-                <w:szCs w:val="20"/>
-                <w:lang w:eastAsia="es-ES"/>
-              </w:rPr>
-              <w:t>terciles</w:t>
-            </w:r>
-            <w:proofErr w:type="spellEnd"/>
-            <w:r>
-              <w:rPr>
-                <w:rFonts w:ascii="Arial Nova Cond Light" w:eastAsia="Times New Roman" w:hAnsi="Arial Nova Cond Light" w:cs="Arial"/>
-                <w:bCs/>
-                <w:sz w:val="20"/>
-                <w:szCs w:val="20"/>
-                <w:lang w:eastAsia="es-ES"/>
-              </w:rPr>
-              <w:t>, cuartiles y quintiles; la desviación estándar, y el rango de un conjunto de datos; representa el comportamiento de estos usando gráficos y medidas estadísticas más apropiadas a las variables en estudio. Interpreta la información contenida en estos, o la información relacionada a su tema de estudio proveniente de diversas fuentes, haciendo uso del significado de la desviación estándar, las medidas de localización estudiadas y el lenguaje estadístico; basado en esto contrasta y justifica conclusiones sobre las características de la población. Expresa la ocurrencia de sucesos dependientes, independientes, simples o compuestos de una situación aleatoria mediante la probabilidad, y determina su espacio muestra; interpreta las propiedades básicas de la probabilidad de acuerdo a las condiciones de la situación; justifica sus predicciones con base a los resultados de su experimento o propiedades.</w:t>
+              <w:t>Resuelve problemas en los que plantea temas de estudio, caracterizando la población y la muestra e identificando las variables a estudiar; empleando el muestreo aleatorio para determinar una muestra representativa. Recolecta datos mediante encuestas y los registra en tablas, determina terciles, cuartiles y quintiles; la desviación estándar, y el rango de un conjunto de datos; representa el comportamiento de estos usando gráficos y medidas estadísticas más apropiadas a las variables en estudio. Interpreta la información contenida en estos, o la información relacionada a su tema de estudio proveniente de diversas fuentes, haciendo uso del significado de la desviación estándar, las medidas de localización estudiadas y el lenguaje estadístico; basado en esto contrasta y justifica conclusiones sobre las características de la población. Expresa la ocurrencia de sucesos dependientes, independientes, simples o compuestos de una situación aleatoria mediante la probabilidad, y determina su espacio muestra; interpreta las propiedades básicas de la probabilidad de acuerdo a las condiciones de la situación; justifica sus predicciones con base a los resultados de su experimento o propiedades.</w:t>
             </w:r>
           </w:p>
         </w:tc>
@@ -27086,25 +26797,7 @@
                 <w:kern w:val="0"/>
                 <w14:ligatures w14:val="none"/>
               </w:rPr>
-              <w:t xml:space="preserve">Resolución Ministerial </w:t>
-            </w:r>
-            <w:proofErr w:type="spellStart"/>
-            <w:r>
-              <w:rPr>
-                <w:rFonts w:ascii="Arial Nova Cond Light" w:eastAsia="Calibri" w:hAnsi="Arial Nova Cond Light" w:cs="Calibri Light"/>
-                <w:kern w:val="0"/>
-                <w14:ligatures w14:val="none"/>
-              </w:rPr>
-              <w:t>N.°</w:t>
-            </w:r>
-            <w:proofErr w:type="spellEnd"/>
-            <w:r>
-              <w:rPr>
-                <w:rFonts w:ascii="Arial Nova Cond Light" w:eastAsia="Calibri" w:hAnsi="Arial Nova Cond Light" w:cs="Calibri Light"/>
-                <w:kern w:val="0"/>
-                <w14:ligatures w14:val="none"/>
-              </w:rPr>
-              <w:t xml:space="preserve"> 501-2025</w:t>
+              <w:t>Resolución Ministerial N.° 501-2025</w:t>
             </w:r>
             <w:r>
               <w:rPr>
@@ -27912,7 +27605,7 @@
 </file>
 
 <file path=word/endnotes.xml><?xml version="1.0" encoding="utf-8"?>
-<w:endnotes xmlns:wpc="http://schemas.microsoft.com/office/word/2010/wordprocessingCanvas" xmlns:cx="http://schemas.microsoft.com/office/drawing/2014/chartex" xmlns:cx1="http://schemas.microsoft.com/office/drawing/2015/9/8/chartex" xmlns:cx2="http://schemas.microsoft.com/office/drawing/2015/10/21/chartex" xmlns:cx3="http://schemas.microsoft.com/office/drawing/2016/5/9/chartex" xmlns:cx4="http://schemas.microsoft.com/office/drawing/2016/5/10/chartex" xmlns:cx5="http://schemas.microsoft.com/office/drawing/2016/5/11/chartex" xmlns:cx6="http://schemas.microsoft.com/office/drawing/2016/5/12/chartex" xmlns:cx7="http://schemas.microsoft.com/office/drawing/2016/5/13/chartex" xmlns:cx8="http://schemas.microsoft.com/office/drawing/2016/5/14/chartex" xmlns:mc="http://schemas.openxmlformats.org/markup-compatibility/2006" xmlns:aink="http://schemas.microsoft.com/office/drawing/2016/ink" xmlns:am3d="http://schemas.microsoft.com/office/drawing/2017/model3d" xmlns:o="urn:schemas-microsoft-com:office:office" xmlns:oel="http://schemas.microsoft.com/office/2019/extlst" xmlns:r="http://schemas.openxmlformats.org/officeDocument/2006/relationships" xmlns:m="http://schemas.openxmlformats.org/officeDocument/2006/math" xmlns:v="urn:schemas-microsoft-com:vml" xmlns:wp14="http://schemas.microsoft.com/office/word/2010/wordprocessingDrawing" xmlns:wp="http://schemas.openxmlformats.org/drawingml/2006/wordprocessingDrawing" xmlns:w10="urn:schemas-microsoft-com:office:word" xmlns:w="http://schemas.openxmlformats.org/wordprocessingml/2006/main" xmlns:w14="http://schemas.microsoft.com/office/word/2010/wordml" xmlns:w15="http://schemas.microsoft.com/office/word/2012/wordml" xmlns:w16cex="http://schemas.microsoft.com/office/word/2018/wordml/cex" xmlns:w16cid="http://schemas.microsoft.com/office/word/2016/wordml/cid" xmlns:w16="http://schemas.microsoft.com/office/word/2018/wordml" xmlns:w16du="http://schemas.microsoft.com/office/word/2023/wordml/word16du" xmlns:w16sdtdh="http://schemas.microsoft.com/office/word/2020/wordml/sdtdatahash" xmlns:w16se="http://schemas.microsoft.com/office/word/2015/wordml/symex" xmlns:wpg="http://schemas.microsoft.com/office/word/2010/wordprocessingGroup" xmlns:wpi="http://schemas.microsoft.com/office/word/2010/wordprocessingInk" xmlns:wne="http://schemas.microsoft.com/office/word/2006/wordml" xmlns:wps="http://schemas.microsoft.com/office/word/2010/wordprocessingShape" mc:Ignorable="w14 w15 w16se w16cid w16 w16cex w16sdtdh w16du wp14">
+<w:endnotes xmlns:wpc="http://schemas.microsoft.com/office/word/2010/wordprocessingCanvas" xmlns:cx="http://schemas.microsoft.com/office/drawing/2014/chartex" xmlns:cx1="http://schemas.microsoft.com/office/drawing/2015/9/8/chartex" xmlns:cx2="http://schemas.microsoft.com/office/drawing/2015/10/21/chartex" xmlns:cx3="http://schemas.microsoft.com/office/drawing/2016/5/9/chartex" xmlns:cx4="http://schemas.microsoft.com/office/drawing/2016/5/10/chartex" xmlns:cx5="http://schemas.microsoft.com/office/drawing/2016/5/11/chartex" xmlns:cx6="http://schemas.microsoft.com/office/drawing/2016/5/12/chartex" xmlns:cx7="http://schemas.microsoft.com/office/drawing/2016/5/13/chartex" xmlns:cx8="http://schemas.microsoft.com/office/drawing/2016/5/14/chartex" xmlns:mc="http://schemas.openxmlformats.org/markup-compatibility/2006" xmlns:aink="http://schemas.microsoft.com/office/drawing/2016/ink" xmlns:am3d="http://schemas.microsoft.com/office/drawing/2017/model3d" xmlns:o="urn:schemas-microsoft-com:office:office" xmlns:oel="http://schemas.microsoft.com/office/2019/extlst" xmlns:r="http://schemas.openxmlformats.org/officeDocument/2006/relationships" xmlns:m="http://schemas.openxmlformats.org/officeDocument/2006/math" xmlns:v="urn:schemas-microsoft-com:vml" xmlns:wp14="http://schemas.microsoft.com/office/word/2010/wordprocessingDrawing" xmlns:wp="http://schemas.openxmlformats.org/drawingml/2006/wordprocessingDrawing" xmlns:w10="urn:schemas-microsoft-com:office:word" xmlns:w="http://schemas.openxmlformats.org/wordprocessingml/2006/main" xmlns:w14="http://schemas.microsoft.com/office/word/2010/wordml" xmlns:w15="http://schemas.microsoft.com/office/word/2012/wordml" xmlns:w16cex="http://schemas.microsoft.com/office/word/2018/wordml/cex" xmlns:w16cid="http://schemas.microsoft.com/office/word/2016/wordml/cid" xmlns:w16="http://schemas.microsoft.com/office/word/2018/wordml" xmlns:w16du="http://schemas.microsoft.com/office/word/2023/wordml/word16du" xmlns:w16sdtdh="http://schemas.microsoft.com/office/word/2020/wordml/sdtdatahash" xmlns:w16sdtfl="http://schemas.microsoft.com/office/word/2024/wordml/sdtformatlock" xmlns:w16se="http://schemas.microsoft.com/office/word/2015/wordml/symex" xmlns:wpg="http://schemas.microsoft.com/office/word/2010/wordprocessingGroup" xmlns:wpi="http://schemas.microsoft.com/office/word/2010/wordprocessingInk" xmlns:wne="http://schemas.microsoft.com/office/word/2006/wordml" xmlns:wps="http://schemas.microsoft.com/office/word/2010/wordprocessingShape" mc:Ignorable="w14 w15 w16se w16cid w16 w16cex w16sdtdh w16sdtfl w16du wp14">
   <w:endnote w:type="separator" w:id="-1">
     <w:p>
       <w:pPr>
@@ -27937,7 +27630,7 @@
 </file>
 
 <file path=word/footer1.xml><?xml version="1.0" encoding="utf-8"?>
-<w:ftr xmlns:wpc="http://schemas.microsoft.com/office/word/2010/wordprocessingCanvas" xmlns:cx="http://schemas.microsoft.com/office/drawing/2014/chartex" xmlns:cx1="http://schemas.microsoft.com/office/drawing/2015/9/8/chartex" xmlns:cx2="http://schemas.microsoft.com/office/drawing/2015/10/21/chartex" xmlns:cx3="http://schemas.microsoft.com/office/drawing/2016/5/9/chartex" xmlns:cx4="http://schemas.microsoft.com/office/drawing/2016/5/10/chartex" xmlns:cx5="http://schemas.microsoft.com/office/drawing/2016/5/11/chartex" xmlns:cx6="http://schemas.microsoft.com/office/drawing/2016/5/12/chartex" xmlns:cx7="http://schemas.microsoft.com/office/drawing/2016/5/13/chartex" xmlns:cx8="http://schemas.microsoft.com/office/drawing/2016/5/14/chartex" xmlns:mc="http://schemas.openxmlformats.org/markup-compatibility/2006" xmlns:aink="http://schemas.microsoft.com/office/drawing/2016/ink" xmlns:am3d="http://schemas.microsoft.com/office/drawing/2017/model3d" xmlns:o="urn:schemas-microsoft-com:office:office" xmlns:oel="http://schemas.microsoft.com/office/2019/extlst" xmlns:r="http://schemas.openxmlformats.org/officeDocument/2006/relationships" xmlns:m="http://schemas.openxmlformats.org/officeDocument/2006/math" xmlns:v="urn:schemas-microsoft-com:vml" xmlns:wp14="http://schemas.microsoft.com/office/word/2010/wordprocessingDrawing" xmlns:wp="http://schemas.openxmlformats.org/drawingml/2006/wordprocessingDrawing" xmlns:w10="urn:schemas-microsoft-com:office:word" xmlns:w="http://schemas.openxmlformats.org/wordprocessingml/2006/main" xmlns:w14="http://schemas.microsoft.com/office/word/2010/wordml" xmlns:w15="http://schemas.microsoft.com/office/word/2012/wordml" xmlns:w16cex="http://schemas.microsoft.com/office/word/2018/wordml/cex" xmlns:w16cid="http://schemas.microsoft.com/office/word/2016/wordml/cid" xmlns:w16="http://schemas.microsoft.com/office/word/2018/wordml" xmlns:w16du="http://schemas.microsoft.com/office/word/2023/wordml/word16du" xmlns:w16sdtdh="http://schemas.microsoft.com/office/word/2020/wordml/sdtdatahash" xmlns:w16se="http://schemas.microsoft.com/office/word/2015/wordml/symex" xmlns:wpg="http://schemas.microsoft.com/office/word/2010/wordprocessingGroup" xmlns:wpi="http://schemas.microsoft.com/office/word/2010/wordprocessingInk" xmlns:wne="http://schemas.microsoft.com/office/word/2006/wordml" xmlns:wps="http://schemas.microsoft.com/office/word/2010/wordprocessingShape" mc:Ignorable="w14 w15 w16se w16cid w16 w16cex w16sdtdh w16du wp14">
+<w:ftr xmlns:wpc="http://schemas.microsoft.com/office/word/2010/wordprocessingCanvas" xmlns:cx="http://schemas.microsoft.com/office/drawing/2014/chartex" xmlns:cx1="http://schemas.microsoft.com/office/drawing/2015/9/8/chartex" xmlns:cx2="http://schemas.microsoft.com/office/drawing/2015/10/21/chartex" xmlns:cx3="http://schemas.microsoft.com/office/drawing/2016/5/9/chartex" xmlns:cx4="http://schemas.microsoft.com/office/drawing/2016/5/10/chartex" xmlns:cx5="http://schemas.microsoft.com/office/drawing/2016/5/11/chartex" xmlns:cx6="http://schemas.microsoft.com/office/drawing/2016/5/12/chartex" xmlns:cx7="http://schemas.microsoft.com/office/drawing/2016/5/13/chartex" xmlns:cx8="http://schemas.microsoft.com/office/drawing/2016/5/14/chartex" xmlns:mc="http://schemas.openxmlformats.org/markup-compatibility/2006" xmlns:aink="http://schemas.microsoft.com/office/drawing/2016/ink" xmlns:am3d="http://schemas.microsoft.com/office/drawing/2017/model3d" xmlns:o="urn:schemas-microsoft-com:office:office" xmlns:oel="http://schemas.microsoft.com/office/2019/extlst" xmlns:r="http://schemas.openxmlformats.org/officeDocument/2006/relationships" xmlns:m="http://schemas.openxmlformats.org/officeDocument/2006/math" xmlns:v="urn:schemas-microsoft-com:vml" xmlns:wp14="http://schemas.microsoft.com/office/word/2010/wordprocessingDrawing" xmlns:wp="http://schemas.openxmlformats.org/drawingml/2006/wordprocessingDrawing" xmlns:w10="urn:schemas-microsoft-com:office:word" xmlns:w="http://schemas.openxmlformats.org/wordprocessingml/2006/main" xmlns:w14="http://schemas.microsoft.com/office/word/2010/wordml" xmlns:w15="http://schemas.microsoft.com/office/word/2012/wordml" xmlns:w16cex="http://schemas.microsoft.com/office/word/2018/wordml/cex" xmlns:w16cid="http://schemas.microsoft.com/office/word/2016/wordml/cid" xmlns:w16="http://schemas.microsoft.com/office/word/2018/wordml" xmlns:w16du="http://schemas.microsoft.com/office/word/2023/wordml/word16du" xmlns:w16sdtdh="http://schemas.microsoft.com/office/word/2020/wordml/sdtdatahash" xmlns:w16sdtfl="http://schemas.microsoft.com/office/word/2024/wordml/sdtformatlock" xmlns:w16se="http://schemas.microsoft.com/office/word/2015/wordml/symex" xmlns:wpg="http://schemas.microsoft.com/office/word/2010/wordprocessingGroup" xmlns:wpi="http://schemas.microsoft.com/office/word/2010/wordprocessingInk" xmlns:wne="http://schemas.microsoft.com/office/word/2006/wordml" xmlns:wps="http://schemas.microsoft.com/office/word/2010/wordprocessingShape" mc:Ignorable="w14 w15 w16se w16cid w16 w16cex w16sdtdh w16sdtfl w16du wp14">
   <w:p>
     <w:pPr>
       <w:pStyle w:val="Piedepgina"/>
@@ -28434,7 +28127,7 @@
 </file>
 
 <file path=word/footnotes.xml><?xml version="1.0" encoding="utf-8"?>
-<w:footnotes xmlns:wpc="http://schemas.microsoft.com/office/word/2010/wordprocessingCanvas" xmlns:cx="http://schemas.microsoft.com/office/drawing/2014/chartex" xmlns:cx1="http://schemas.microsoft.com/office/drawing/2015/9/8/chartex" xmlns:cx2="http://schemas.microsoft.com/office/drawing/2015/10/21/chartex" xmlns:cx3="http://schemas.microsoft.com/office/drawing/2016/5/9/chartex" xmlns:cx4="http://schemas.microsoft.com/office/drawing/2016/5/10/chartex" xmlns:cx5="http://schemas.microsoft.com/office/drawing/2016/5/11/chartex" xmlns:cx6="http://schemas.microsoft.com/office/drawing/2016/5/12/chartex" xmlns:cx7="http://schemas.microsoft.com/office/drawing/2016/5/13/chartex" xmlns:cx8="http://schemas.microsoft.com/office/drawing/2016/5/14/chartex" xmlns:mc="http://schemas.openxmlformats.org/markup-compatibility/2006" xmlns:aink="http://schemas.microsoft.com/office/drawing/2016/ink" xmlns:am3d="http://schemas.microsoft.com/office/drawing/2017/model3d" xmlns:o="urn:schemas-microsoft-com:office:office" xmlns:oel="http://schemas.microsoft.com/office/2019/extlst" xmlns:r="http://schemas.openxmlformats.org/officeDocument/2006/relationships" xmlns:m="http://schemas.openxmlformats.org/officeDocument/2006/math" xmlns:v="urn:schemas-microsoft-com:vml" xmlns:wp14="http://schemas.microsoft.com/office/word/2010/wordprocessingDrawing" xmlns:wp="http://schemas.openxmlformats.org/drawingml/2006/wordprocessingDrawing" xmlns:w10="urn:schemas-microsoft-com:office:word" xmlns:w="http://schemas.openxmlformats.org/wordprocessingml/2006/main" xmlns:w14="http://schemas.microsoft.com/office/word/2010/wordml" xmlns:w15="http://schemas.microsoft.com/office/word/2012/wordml" xmlns:w16cex="http://schemas.microsoft.com/office/word/2018/wordml/cex" xmlns:w16cid="http://schemas.microsoft.com/office/word/2016/wordml/cid" xmlns:w16="http://schemas.microsoft.com/office/word/2018/wordml" xmlns:w16du="http://schemas.microsoft.com/office/word/2023/wordml/word16du" xmlns:w16sdtdh="http://schemas.microsoft.com/office/word/2020/wordml/sdtdatahash" xmlns:w16se="http://schemas.microsoft.com/office/word/2015/wordml/symex" xmlns:wpg="http://schemas.microsoft.com/office/word/2010/wordprocessingGroup" xmlns:wpi="http://schemas.microsoft.com/office/word/2010/wordprocessingInk" xmlns:wne="http://schemas.microsoft.com/office/word/2006/wordml" xmlns:wps="http://schemas.microsoft.com/office/word/2010/wordprocessingShape" mc:Ignorable="w14 w15 w16se w16cid w16 w16cex w16sdtdh w16du wp14">
+<w:footnotes xmlns:wpc="http://schemas.microsoft.com/office/word/2010/wordprocessingCanvas" xmlns:cx="http://schemas.microsoft.com/office/drawing/2014/chartex" xmlns:cx1="http://schemas.microsoft.com/office/drawing/2015/9/8/chartex" xmlns:cx2="http://schemas.microsoft.com/office/drawing/2015/10/21/chartex" xmlns:cx3="http://schemas.microsoft.com/office/drawing/2016/5/9/chartex" xmlns:cx4="http://schemas.microsoft.com/office/drawing/2016/5/10/chartex" xmlns:cx5="http://schemas.microsoft.com/office/drawing/2016/5/11/chartex" xmlns:cx6="http://schemas.microsoft.com/office/drawing/2016/5/12/chartex" xmlns:cx7="http://schemas.microsoft.com/office/drawing/2016/5/13/chartex" xmlns:cx8="http://schemas.microsoft.com/office/drawing/2016/5/14/chartex" xmlns:mc="http://schemas.openxmlformats.org/markup-compatibility/2006" xmlns:aink="http://schemas.microsoft.com/office/drawing/2016/ink" xmlns:am3d="http://schemas.microsoft.com/office/drawing/2017/model3d" xmlns:o="urn:schemas-microsoft-com:office:office" xmlns:oel="http://schemas.microsoft.com/office/2019/extlst" xmlns:r="http://schemas.openxmlformats.org/officeDocument/2006/relationships" xmlns:m="http://schemas.openxmlformats.org/officeDocument/2006/math" xmlns:v="urn:schemas-microsoft-com:vml" xmlns:wp14="http://schemas.microsoft.com/office/word/2010/wordprocessingDrawing" xmlns:wp="http://schemas.openxmlformats.org/drawingml/2006/wordprocessingDrawing" xmlns:w10="urn:schemas-microsoft-com:office:word" xmlns:w="http://schemas.openxmlformats.org/wordprocessingml/2006/main" xmlns:w14="http://schemas.microsoft.com/office/word/2010/wordml" xmlns:w15="http://schemas.microsoft.com/office/word/2012/wordml" xmlns:w16cex="http://schemas.microsoft.com/office/word/2018/wordml/cex" xmlns:w16cid="http://schemas.microsoft.com/office/word/2016/wordml/cid" xmlns:w16="http://schemas.microsoft.com/office/word/2018/wordml" xmlns:w16du="http://schemas.microsoft.com/office/word/2023/wordml/word16du" xmlns:w16sdtdh="http://schemas.microsoft.com/office/word/2020/wordml/sdtdatahash" xmlns:w16sdtfl="http://schemas.microsoft.com/office/word/2024/wordml/sdtformatlock" xmlns:w16se="http://schemas.microsoft.com/office/word/2015/wordml/symex" xmlns:wpg="http://schemas.microsoft.com/office/word/2010/wordprocessingGroup" xmlns:wpi="http://schemas.microsoft.com/office/word/2010/wordprocessingInk" xmlns:wne="http://schemas.microsoft.com/office/word/2006/wordml" xmlns:wps="http://schemas.microsoft.com/office/word/2010/wordprocessingShape" mc:Ignorable="w14 w15 w16se w16cid w16 w16cex w16sdtdh w16sdtfl w16du wp14">
   <w:footnote w:type="separator" w:id="-1">
     <w:p>
       <w:pPr>
@@ -28459,7 +28152,7 @@
 </file>
 
 <file path=word/header1.xml><?xml version="1.0" encoding="utf-8"?>
-<w:hdr xmlns:wpc="http://schemas.microsoft.com/office/word/2010/wordprocessingCanvas" xmlns:cx="http://schemas.microsoft.com/office/drawing/2014/chartex" xmlns:cx1="http://schemas.microsoft.com/office/drawing/2015/9/8/chartex" xmlns:cx2="http://schemas.microsoft.com/office/drawing/2015/10/21/chartex" xmlns:cx3="http://schemas.microsoft.com/office/drawing/2016/5/9/chartex" xmlns:cx4="http://schemas.microsoft.com/office/drawing/2016/5/10/chartex" xmlns:cx5="http://schemas.microsoft.com/office/drawing/2016/5/11/chartex" xmlns:cx6="http://schemas.microsoft.com/office/drawing/2016/5/12/chartex" xmlns:cx7="http://schemas.microsoft.com/office/drawing/2016/5/13/chartex" xmlns:cx8="http://schemas.microsoft.com/office/drawing/2016/5/14/chartex" xmlns:mc="http://schemas.openxmlformats.org/markup-compatibility/2006" xmlns:aink="http://schemas.microsoft.com/office/drawing/2016/ink" xmlns:am3d="http://schemas.microsoft.com/office/drawing/2017/model3d" xmlns:o="urn:schemas-microsoft-com:office:office" xmlns:oel="http://schemas.microsoft.com/office/2019/extlst" xmlns:r="http://schemas.openxmlformats.org/officeDocument/2006/relationships" xmlns:m="http://schemas.openxmlformats.org/officeDocument/2006/math" xmlns:v="urn:schemas-microsoft-com:vml" xmlns:wp14="http://schemas.microsoft.com/office/word/2010/wordprocessingDrawing" xmlns:wp="http://schemas.openxmlformats.org/drawingml/2006/wordprocessingDrawing" xmlns:w10="urn:schemas-microsoft-com:office:word" xmlns:w="http://schemas.openxmlformats.org/wordprocessingml/2006/main" xmlns:w14="http://schemas.microsoft.com/office/word/2010/wordml" xmlns:w15="http://schemas.microsoft.com/office/word/2012/wordml" xmlns:w16cex="http://schemas.microsoft.com/office/word/2018/wordml/cex" xmlns:w16cid="http://schemas.microsoft.com/office/word/2016/wordml/cid" xmlns:w16="http://schemas.microsoft.com/office/word/2018/wordml" xmlns:w16du="http://schemas.microsoft.com/office/word/2023/wordml/word16du" xmlns:w16sdtdh="http://schemas.microsoft.com/office/word/2020/wordml/sdtdatahash" xmlns:w16se="http://schemas.microsoft.com/office/word/2015/wordml/symex" xmlns:wpg="http://schemas.microsoft.com/office/word/2010/wordprocessingGroup" xmlns:wpi="http://schemas.microsoft.com/office/word/2010/wordprocessingInk" xmlns:wne="http://schemas.microsoft.com/office/word/2006/wordml" xmlns:wps="http://schemas.microsoft.com/office/word/2010/wordprocessingShape" mc:Ignorable="w14 w15 w16se w16cid w16 w16cex w16sdtdh w16du wp14">
+<w:hdr xmlns:wpc="http://schemas.microsoft.com/office/word/2010/wordprocessingCanvas" xmlns:cx="http://schemas.microsoft.com/office/drawing/2014/chartex" xmlns:cx1="http://schemas.microsoft.com/office/drawing/2015/9/8/chartex" xmlns:cx2="http://schemas.microsoft.com/office/drawing/2015/10/21/chartex" xmlns:cx3="http://schemas.microsoft.com/office/drawing/2016/5/9/chartex" xmlns:cx4="http://schemas.microsoft.com/office/drawing/2016/5/10/chartex" xmlns:cx5="http://schemas.microsoft.com/office/drawing/2016/5/11/chartex" xmlns:cx6="http://schemas.microsoft.com/office/drawing/2016/5/12/chartex" xmlns:cx7="http://schemas.microsoft.com/office/drawing/2016/5/13/chartex" xmlns:cx8="http://schemas.microsoft.com/office/drawing/2016/5/14/chartex" xmlns:mc="http://schemas.openxmlformats.org/markup-compatibility/2006" xmlns:aink="http://schemas.microsoft.com/office/drawing/2016/ink" xmlns:am3d="http://schemas.microsoft.com/office/drawing/2017/model3d" xmlns:o="urn:schemas-microsoft-com:office:office" xmlns:oel="http://schemas.microsoft.com/office/2019/extlst" xmlns:r="http://schemas.openxmlformats.org/officeDocument/2006/relationships" xmlns:m="http://schemas.openxmlformats.org/officeDocument/2006/math" xmlns:v="urn:schemas-microsoft-com:vml" xmlns:wp14="http://schemas.microsoft.com/office/word/2010/wordprocessingDrawing" xmlns:wp="http://schemas.openxmlformats.org/drawingml/2006/wordprocessingDrawing" xmlns:w10="urn:schemas-microsoft-com:office:word" xmlns:w="http://schemas.openxmlformats.org/wordprocessingml/2006/main" xmlns:w14="http://schemas.microsoft.com/office/word/2010/wordml" xmlns:w15="http://schemas.microsoft.com/office/word/2012/wordml" xmlns:w16cex="http://schemas.microsoft.com/office/word/2018/wordml/cex" xmlns:w16cid="http://schemas.microsoft.com/office/word/2016/wordml/cid" xmlns:w16="http://schemas.microsoft.com/office/word/2018/wordml" xmlns:w16du="http://schemas.microsoft.com/office/word/2023/wordml/word16du" xmlns:w16sdtdh="http://schemas.microsoft.com/office/word/2020/wordml/sdtdatahash" xmlns:w16sdtfl="http://schemas.microsoft.com/office/word/2024/wordml/sdtformatlock" xmlns:w16se="http://schemas.microsoft.com/office/word/2015/wordml/symex" xmlns:wpg="http://schemas.microsoft.com/office/word/2010/wordprocessingGroup" xmlns:wpi="http://schemas.microsoft.com/office/word/2010/wordprocessingInk" xmlns:wne="http://schemas.microsoft.com/office/word/2006/wordml" xmlns:wps="http://schemas.microsoft.com/office/word/2010/wordprocessingShape" mc:Ignorable="w14 w15 w16se w16cid w16 w16cex w16sdtdh w16sdtfl w16du wp14">
   <w:tbl>
     <w:tblPr>
       <w:tblStyle w:val="Tablaconcuadrcula"/>
@@ -28749,7 +28442,7 @@
 </file>
 
 <file path=word/numbering.xml><?xml version="1.0" encoding="utf-8"?>
-<w:numbering xmlns:wpc="http://schemas.microsoft.com/office/word/2010/wordprocessingCanvas" xmlns:cx="http://schemas.microsoft.com/office/drawing/2014/chartex" xmlns:cx1="http://schemas.microsoft.com/office/drawing/2015/9/8/chartex" xmlns:cx2="http://schemas.microsoft.com/office/drawing/2015/10/21/chartex" xmlns:cx3="http://schemas.microsoft.com/office/drawing/2016/5/9/chartex" xmlns:cx4="http://schemas.microsoft.com/office/drawing/2016/5/10/chartex" xmlns:cx5="http://schemas.microsoft.com/office/drawing/2016/5/11/chartex" xmlns:cx6="http://schemas.microsoft.com/office/drawing/2016/5/12/chartex" xmlns:cx7="http://schemas.microsoft.com/office/drawing/2016/5/13/chartex" xmlns:cx8="http://schemas.microsoft.com/office/drawing/2016/5/14/chartex" xmlns:mc="http://schemas.openxmlformats.org/markup-compatibility/2006" xmlns:aink="http://schemas.microsoft.com/office/drawing/2016/ink" xmlns:am3d="http://schemas.microsoft.com/office/drawing/2017/model3d" xmlns:o="urn:schemas-microsoft-com:office:office" xmlns:oel="http://schemas.microsoft.com/office/2019/extlst" xmlns:r="http://schemas.openxmlformats.org/officeDocument/2006/relationships" xmlns:m="http://schemas.openxmlformats.org/officeDocument/2006/math" xmlns:v="urn:schemas-microsoft-com:vml" xmlns:wp14="http://schemas.microsoft.com/office/word/2010/wordprocessingDrawing" xmlns:wp="http://schemas.openxmlformats.org/drawingml/2006/wordprocessingDrawing" xmlns:w10="urn:schemas-microsoft-com:office:word" xmlns:w="http://schemas.openxmlformats.org/wordprocessingml/2006/main" xmlns:w14="http://schemas.microsoft.com/office/word/2010/wordml" xmlns:w15="http://schemas.microsoft.com/office/word/2012/wordml" xmlns:w16cex="http://schemas.microsoft.com/office/word/2018/wordml/cex" xmlns:w16cid="http://schemas.microsoft.com/office/word/2016/wordml/cid" xmlns:w16="http://schemas.microsoft.com/office/word/2018/wordml" xmlns:w16du="http://schemas.microsoft.com/office/word/2023/wordml/word16du" xmlns:w16sdtdh="http://schemas.microsoft.com/office/word/2020/wordml/sdtdatahash" xmlns:w16se="http://schemas.microsoft.com/office/word/2015/wordml/symex" xmlns:wpg="http://schemas.microsoft.com/office/word/2010/wordprocessingGroup" xmlns:wpi="http://schemas.microsoft.com/office/word/2010/wordprocessingInk" xmlns:wne="http://schemas.microsoft.com/office/word/2006/wordml" xmlns:wps="http://schemas.microsoft.com/office/word/2010/wordprocessingShape" mc:Ignorable="w14 w15 w16se w16cid w16 w16cex w16sdtdh w16du wp14">
+<w:numbering xmlns:wpc="http://schemas.microsoft.com/office/word/2010/wordprocessingCanvas" xmlns:cx="http://schemas.microsoft.com/office/drawing/2014/chartex" xmlns:cx1="http://schemas.microsoft.com/office/drawing/2015/9/8/chartex" xmlns:cx2="http://schemas.microsoft.com/office/drawing/2015/10/21/chartex" xmlns:cx3="http://schemas.microsoft.com/office/drawing/2016/5/9/chartex" xmlns:cx4="http://schemas.microsoft.com/office/drawing/2016/5/10/chartex" xmlns:cx5="http://schemas.microsoft.com/office/drawing/2016/5/11/chartex" xmlns:cx6="http://schemas.microsoft.com/office/drawing/2016/5/12/chartex" xmlns:cx7="http://schemas.microsoft.com/office/drawing/2016/5/13/chartex" xmlns:cx8="http://schemas.microsoft.com/office/drawing/2016/5/14/chartex" xmlns:mc="http://schemas.openxmlformats.org/markup-compatibility/2006" xmlns:aink="http://schemas.microsoft.com/office/drawing/2016/ink" xmlns:am3d="http://schemas.microsoft.com/office/drawing/2017/model3d" xmlns:o="urn:schemas-microsoft-com:office:office" xmlns:oel="http://schemas.microsoft.com/office/2019/extlst" xmlns:r="http://schemas.openxmlformats.org/officeDocument/2006/relationships" xmlns:m="http://schemas.openxmlformats.org/officeDocument/2006/math" xmlns:v="urn:schemas-microsoft-com:vml" xmlns:wp14="http://schemas.microsoft.com/office/word/2010/wordprocessingDrawing" xmlns:wp="http://schemas.openxmlformats.org/drawingml/2006/wordprocessingDrawing" xmlns:w10="urn:schemas-microsoft-com:office:word" xmlns:w="http://schemas.openxmlformats.org/wordprocessingml/2006/main" xmlns:w14="http://schemas.microsoft.com/office/word/2010/wordml" xmlns:w15="http://schemas.microsoft.com/office/word/2012/wordml" xmlns:w16cex="http://schemas.microsoft.com/office/word/2018/wordml/cex" xmlns:w16cid="http://schemas.microsoft.com/office/word/2016/wordml/cid" xmlns:w16="http://schemas.microsoft.com/office/word/2018/wordml" xmlns:w16du="http://schemas.microsoft.com/office/word/2023/wordml/word16du" xmlns:w16sdtdh="http://schemas.microsoft.com/office/word/2020/wordml/sdtdatahash" xmlns:w16sdtfl="http://schemas.microsoft.com/office/word/2024/wordml/sdtformatlock" xmlns:w16se="http://schemas.microsoft.com/office/word/2015/wordml/symex" xmlns:wpg="http://schemas.microsoft.com/office/word/2010/wordprocessingGroup" xmlns:wpi="http://schemas.microsoft.com/office/word/2010/wordprocessingInk" xmlns:wne="http://schemas.microsoft.com/office/word/2006/wordml" xmlns:wps="http://schemas.microsoft.com/office/word/2010/wordprocessingShape" mc:Ignorable="w14 w15 w16se w16cid w16 w16cex w16sdtdh w16sdtfl w16du wp14">
   <w:abstractNum w:abstractNumId="0" w15:restartNumberingAfterBreak="0">
     <w:nsid w:val="01D321E7"/>
     <w:multiLevelType w:val="hybridMultilevel"/>
@@ -33519,7 +33212,7 @@
 </file>
 
 <file path=word/styles.xml><?xml version="1.0" encoding="utf-8"?>
-<w:styles xmlns:mc="http://schemas.openxmlformats.org/markup-compatibility/2006" xmlns:r="http://schemas.openxmlformats.org/officeDocument/2006/relationships" xmlns:w="http://schemas.openxmlformats.org/wordprocessingml/2006/main" xmlns:w14="http://schemas.microsoft.com/office/word/2010/wordml" xmlns:w15="http://schemas.microsoft.com/office/word/2012/wordml" xmlns:w16cex="http://schemas.microsoft.com/office/word/2018/wordml/cex" xmlns:w16cid="http://schemas.microsoft.com/office/word/2016/wordml/cid" xmlns:w16="http://schemas.microsoft.com/office/word/2018/wordml" xmlns:w16du="http://schemas.microsoft.com/office/word/2023/wordml/word16du" xmlns:w16sdtdh="http://schemas.microsoft.com/office/word/2020/wordml/sdtdatahash" xmlns:w16se="http://schemas.microsoft.com/office/word/2015/wordml/symex" mc:Ignorable="w14 w15 w16se w16cid w16 w16cex w16sdtdh w16du">
+<w:styles xmlns:mc="http://schemas.openxmlformats.org/markup-compatibility/2006" xmlns:r="http://schemas.openxmlformats.org/officeDocument/2006/relationships" xmlns:w="http://schemas.openxmlformats.org/wordprocessingml/2006/main" xmlns:w14="http://schemas.microsoft.com/office/word/2010/wordml" xmlns:w15="http://schemas.microsoft.com/office/word/2012/wordml" xmlns:w16cex="http://schemas.microsoft.com/office/word/2018/wordml/cex" xmlns:w16cid="http://schemas.microsoft.com/office/word/2016/wordml/cid" xmlns:w16="http://schemas.microsoft.com/office/word/2018/wordml" xmlns:w16du="http://schemas.microsoft.com/office/word/2023/wordml/word16du" xmlns:w16sdtdh="http://schemas.microsoft.com/office/word/2020/wordml/sdtdatahash" xmlns:w16sdtfl="http://schemas.microsoft.com/office/word/2024/wordml/sdtformatlock" xmlns:w16se="http://schemas.microsoft.com/office/word/2015/wordml/symex" mc:Ignorable="w14 w15 w16se w16cid w16 w16cex w16sdtdh w16sdtfl w16du">
   <w:docDefaults>
     <w:rPrDefault>
       <w:rPr>
@@ -34556,7 +34249,7 @@
       <w14:ligatures w14:val="none"/>
     </w:rPr>
   </w:style>
-  <w:style w:type="character" w:styleId="Textoennegrita">
+  <w:style w:type="character" w:styleId="Fuerte">
     <w:name w:val="Strong"/>
     <w:basedOn w:val="Fuentedeprrafopredeter"/>
     <w:uiPriority w:val="22"/>
